--- a/download/sprint0/Aceli_LAT_Environment_Strategy.docx
+++ b/download/sprint0/Aceli_LAT_Environment_Strategy.docx
@@ -153,7 +153,7 @@
                 <w:sz w:val="24"/>
                 <w:szCs w:val="24"/>
               </w:rPr>
-              <w:t xml:space="preserve">Version: 1.0</w:t>
+              <w:t xml:space="preserve">Version: 1.1 — Updated</w:t>
             </w:r>
           </w:p>
           <w:p>
@@ -171,7 +171,7 @@
                 <w:sz w:val="24"/>
                 <w:szCs w:val="24"/>
               </w:rPr>
-              <w:t xml:space="preserve">Date: 2026-06-12</w:t>
+              <w:t xml:space="preserve">Date: 2026-03-05</w:t>
             </w:r>
           </w:p>
           <w:p>
@@ -224,7 +224,7 @@
                 <w:sz w:val="16"/>
                 <w:szCs w:val="16"/>
               </w:rPr>
-              <w:t xml:space="preserve">Sprint 0 Deliverable</w:t>
+              <w:t xml:space="preserve">Sprint 0 Deliverable — Updated</w:t>
             </w:r>
           </w:p>
         </w:tc>
@@ -355,7 +355,7 @@
               <w:rPr>
                 <w:rStyle w:val="Hyperlink"/>
               </w:rPr>
-              <w:t>3. Promotion Pathway</w:t>
+              <w:t>3. Salesforce Environment Integration</w:t>
             </w:r>
             <w:r>
               <w:tab/>
@@ -390,7 +390,7 @@
               <w:rPr>
                 <w:rStyle w:val="Hyperlink"/>
               </w:rPr>
-              <w:t>4. Data Handling per Environment</w:t>
+              <w:t>4. AI Platform Environment</w:t>
             </w:r>
             <w:r>
               <w:tab/>
@@ -405,7 +405,7 @@
               <w:fldChar w:fldCharType="separate"/>
             </w:r>
             <w:r>
-              <w:t>3</w:t>
+              <w:t>2</w:t>
             </w:r>
             <w:r>
               <w:fldChar w:fldCharType="end"/>
@@ -425,7 +425,7 @@
               <w:rPr>
                 <w:rStyle w:val="Hyperlink"/>
               </w:rPr>
-              <w:t>5. Secret and Configuration Management</w:t>
+              <w:t>5. Promotion Pathway</w:t>
             </w:r>
             <w:r>
               <w:tab/>
@@ -440,7 +440,7 @@
               <w:fldChar w:fldCharType="separate"/>
             </w:r>
             <w:r>
-              <w:t>3</w:t>
+              <w:t>2</w:t>
             </w:r>
             <w:r>
               <w:fldChar w:fldCharType="end"/>
@@ -460,7 +460,7 @@
               <w:rPr>
                 <w:rStyle w:val="Hyperlink"/>
               </w:rPr>
-              <w:t>6. Access Control and RBAC per Environment</w:t>
+              <w:t>6. Data Handling per Environment</w:t>
             </w:r>
             <w:r>
               <w:tab/>
@@ -495,7 +495,7 @@
               <w:rPr>
                 <w:rStyle w:val="Hyperlink"/>
               </w:rPr>
-              <w:t>7. CI/CD Pipeline Architecture</w:t>
+              <w:t>7. Secret and Configuration Management</w:t>
             </w:r>
             <w:r>
               <w:tab/>
@@ -530,7 +530,7 @@
               <w:rPr>
                 <w:rStyle w:val="Hyperlink"/>
               </w:rPr>
-              <w:t>8. Environment Provisioning and Decommissioning</w:t>
+              <w:t>8. Access Control and RBAC per Environment</w:t>
             </w:r>
             <w:r>
               <w:tab/>
@@ -546,6 +546,111 @@
             </w:r>
             <w:r>
               <w:t>4</w:t>
+            </w:r>
+            <w:r>
+              <w:fldChar w:fldCharType="end"/>
+            </w:r>
+          </w:hyperlink>
+        </w:p>
+        <w:p>
+          <w:pPr>
+            <w:pStyle w:val="9"/>
+            <w:tabs>
+              <w:tab w:val="right" w:leader="dot" w:pos="9026"/>
+            </w:tabs>
+            <w:spacing w:before="120" w:after="60"/>
+          </w:pPr>
+          <w:hyperlink w:anchor="_Toc100008" w:history="1">
+            <w:r>
+              <w:rPr>
+                <w:rStyle w:val="Hyperlink"/>
+              </w:rPr>
+              <w:t>9. CI/CD Pipeline Architecture</w:t>
+            </w:r>
+            <w:r>
+              <w:tab/>
+            </w:r>
+            <w:r>
+              <w:fldChar w:fldCharType="begin"/>
+            </w:r>
+            <w:r>
+              <w:instrText xml:space="preserve"> PAGEREF _Toc100008 \h </w:instrText>
+            </w:r>
+            <w:r>
+              <w:fldChar w:fldCharType="separate"/>
+            </w:r>
+            <w:r>
+              <w:t>4</w:t>
+            </w:r>
+            <w:r>
+              <w:fldChar w:fldCharType="end"/>
+            </w:r>
+          </w:hyperlink>
+        </w:p>
+        <w:p>
+          <w:pPr>
+            <w:pStyle w:val="9"/>
+            <w:tabs>
+              <w:tab w:val="right" w:leader="dot" w:pos="9026"/>
+            </w:tabs>
+            <w:spacing w:before="120" w:after="60"/>
+          </w:pPr>
+          <w:hyperlink w:anchor="_Toc100009" w:history="1">
+            <w:r>
+              <w:rPr>
+                <w:rStyle w:val="Hyperlink"/>
+              </w:rPr>
+              <w:t>10. Environment Provisioning and Decommissioning</w:t>
+            </w:r>
+            <w:r>
+              <w:tab/>
+            </w:r>
+            <w:r>
+              <w:fldChar w:fldCharType="begin"/>
+            </w:r>
+            <w:r>
+              <w:instrText xml:space="preserve"> PAGEREF _Toc100009 \h </w:instrText>
+            </w:r>
+            <w:r>
+              <w:fldChar w:fldCharType="separate"/>
+            </w:r>
+            <w:r>
+              <w:t>4</w:t>
+            </w:r>
+            <w:r>
+              <w:fldChar w:fldCharType="end"/>
+            </w:r>
+          </w:hyperlink>
+        </w:p>
+        <w:p>
+          <w:pPr>
+            <w:pStyle w:val="9"/>
+            <w:tabs>
+              <w:tab w:val="right" w:leader="dot" w:pos="9026"/>
+            </w:tabs>
+            <w:spacing w:before="120" w:after="60"/>
+          </w:pPr>
+          <w:hyperlink w:anchor="_Toc100010" w:history="1">
+            <w:r>
+              <w:rPr>
+                <w:rStyle w:val="Hyperlink"/>
+              </w:rPr>
+              <w:t>11. Budget and Licensing Considerations</w:t>
+            </w:r>
+            <w:r>
+              <w:tab/>
+            </w:r>
+            <w:r>
+              <w:fldChar w:fldCharType="begin"/>
+            </w:r>
+            <w:r>
+              <w:instrText xml:space="preserve"> PAGEREF _Toc100010 \h </w:instrText>
+            </w:r>
+            <w:r>
+              <w:fldChar w:fldCharType="separate"/>
+            </w:r>
+            <w:r>
+              <w:t>5</w:t>
             </w:r>
             <w:r>
               <w:fldChar w:fldCharType="end"/>
@@ -621,7 +726,7 @@
           <w:sz w:val="24"/>
           <w:szCs w:val="24"/>
         </w:rPr>
-        <w:t xml:space="preserve">This document defines the environment strategy for the Aceli LAT production build. It establishes the environments, their purposes, promotion pathways, access controls, data handling rules, and operational responsibilities. The strategy ensures that every stage of the delivery pipeline operates in a controlled, reproducible, and auditable manner, consistent with the RFP requirements for data governance, tenant security, and production safety.</w:t>
+        <w:t xml:space="preserve">This document defines the environment strategy for the Aceli LAT production build. It establishes the environments, their purposes, promotion pathways, access controls, data handling rules, and operational responsibilities. The strategy ensures that every stage of the delivery pipeline operates in a controlled, reproducible, and auditable manner, consistent with the RFP requirements for data governance, tenant security, and production safety. This updated version incorporates clarifications received from the Aceli consortium regarding Salesforce environment availability, Claude platform confirmation, and operating condition realities.</w:t>
       </w:r>
     </w:p>
     <w:p>
@@ -1510,9 +1615,1110 @@
           <w:bCs/>
           <w:color w:val="182030"/>
         </w:rPr>
-        <w:t xml:space="preserve">3. Promotion Pathway</w:t>
+        <w:t xml:space="preserve">3. Salesforce Environment Integration</w:t>
       </w:r>
       <w:bookmarkEnd w:id="100002"/>
+    </w:p>
+    <w:p>
+      <w:pPr>
+        <w:spacing w:after="80" w:line="312"/>
+        <w:ind w:firstLine="480"/>
+        <w:jc w:val="both"/>
+      </w:pPr>
+      <w:r>
+        <w:rPr>
+          <w:rFonts w:ascii="Times New Roman" w:eastAsia="SimSun"/>
+          <w:color w:val="182030"/>
+          <w:sz w:val="24"/>
+          <w:szCs w:val="24"/>
+        </w:rPr>
+        <w:t xml:space="preserve">Per the consortium clarification, Aceli operates on Salesforce Enterprise Edition with custom objects for lender relationship management. A Salesforce sandbox environment is available for development and testing activities. Aceli's internal Salesforce team will support discovery, integration design, testing, and deployment activities. The selected vendor should expect to work collaboratively with Aceli on any required configuration, integration, workflow, or data model enhancements. The LAT scoring framework is currently managed through Google Sheets workflows rather than fully embedded within Salesforce, so integration design must account for the migration of scoring logic from spreadsheets to the governed platform and potentially into Salesforce custom objects.</w:t>
+      </w:r>
+    </w:p>
+    <w:tbl>
+      <w:tblPr>
+        <w:tblW w:type="pct" w:w="100%"/>
+        <w:tblBorders>
+          <w:top w:val="single" w:color="D4875A" w:sz="1"/>
+          <w:left w:val="single" w:color="D4875A" w:sz="1"/>
+          <w:bottom w:val="single" w:color="D4875A" w:sz="1"/>
+          <w:right w:val="single" w:color="D4875A" w:sz="1"/>
+          <w:insideH w:val="single" w:color="DDD0C8" w:sz="1"/>
+          <w:insideV w:val="single" w:color="DDD0C8" w:sz="1"/>
+        </w:tblBorders>
+      </w:tblPr>
+      <w:tblGrid>
+        <w:gridCol w:w="100"/>
+        <w:gridCol w:w="100"/>
+        <w:gridCol w:w="100"/>
+        <w:gridCol w:w="100"/>
+      </w:tblGrid>
+      <w:tr>
+        <w:trPr>
+          <w:tblHeader/>
+        </w:trPr>
+        <w:tc>
+          <w:tcPr>
+            <w:tcW w:type="pct" w:w="25%"/>
+            <w:tcBorders>
+              <w:top w:val="single" w:color="D4875A" w:sz="1"/>
+              <w:left w:val="single" w:color="D4875A" w:sz="1"/>
+              <w:bottom w:val="single" w:color="D4875A" w:sz="1"/>
+              <w:right w:val="single" w:color="D4875A" w:sz="1"/>
+            </w:tcBorders>
+            <w:shd w:fill="D4875A" w:val="clear"/>
+          </w:tcPr>
+          <w:p>
+            <w:pPr>
+              <w:spacing w:after="40" w:before="40" w:line="312"/>
+            </w:pPr>
+            <w:r>
+              <w:rPr>
+                <w:rFonts w:ascii="Times New Roman" w:eastAsia="SimHei"/>
+                <w:b/>
+                <w:bCs/>
+                <w:color w:val="FFFFFF"/>
+                <w:sz w:val="22"/>
+                <w:szCs w:val="22"/>
+              </w:rPr>
+              <w:t xml:space="preserve">Salesforce Environment Component</w:t>
+            </w:r>
+          </w:p>
+        </w:tc>
+        <w:tc>
+          <w:tcPr>
+            <w:tcW w:type="pct" w:w="25%"/>
+            <w:tcBorders>
+              <w:top w:val="single" w:color="D4875A" w:sz="1"/>
+              <w:left w:val="single" w:color="D4875A" w:sz="1"/>
+              <w:bottom w:val="single" w:color="D4875A" w:sz="1"/>
+              <w:right w:val="single" w:color="D4875A" w:sz="1"/>
+            </w:tcBorders>
+            <w:shd w:fill="D4875A" w:val="clear"/>
+          </w:tcPr>
+          <w:p>
+            <w:pPr>
+              <w:spacing w:after="40" w:before="40" w:line="312"/>
+            </w:pPr>
+            <w:r>
+              <w:rPr>
+                <w:rFonts w:ascii="Times New Roman" w:eastAsia="SimHei"/>
+                <w:b/>
+                <w:bCs/>
+                <w:color w:val="FFFFFF"/>
+                <w:sz w:val="22"/>
+                <w:szCs w:val="22"/>
+              </w:rPr>
+              <w:t xml:space="preserve">Purpose</w:t>
+            </w:r>
+          </w:p>
+        </w:tc>
+        <w:tc>
+          <w:tcPr>
+            <w:tcW w:type="pct" w:w="25%"/>
+            <w:tcBorders>
+              <w:top w:val="single" w:color="D4875A" w:sz="1"/>
+              <w:left w:val="single" w:color="D4875A" w:sz="1"/>
+              <w:bottom w:val="single" w:color="D4875A" w:sz="1"/>
+              <w:right w:val="single" w:color="D4875A" w:sz="1"/>
+            </w:tcBorders>
+            <w:shd w:fill="D4875A" w:val="clear"/>
+          </w:tcPr>
+          <w:p>
+            <w:pPr>
+              <w:spacing w:after="40" w:before="40" w:line="312"/>
+            </w:pPr>
+            <w:r>
+              <w:rPr>
+                <w:rFonts w:ascii="Times New Roman" w:eastAsia="SimHei"/>
+                <w:b/>
+                <w:bCs/>
+                <w:color w:val="FFFFFF"/>
+                <w:sz w:val="22"/>
+                <w:szCs w:val="22"/>
+              </w:rPr>
+              <w:t xml:space="preserve">Availability</w:t>
+            </w:r>
+          </w:p>
+        </w:tc>
+        <w:tc>
+          <w:tcPr>
+            <w:tcW w:type="pct" w:w="25%"/>
+            <w:tcBorders>
+              <w:top w:val="single" w:color="D4875A" w:sz="1"/>
+              <w:left w:val="single" w:color="D4875A" w:sz="1"/>
+              <w:bottom w:val="single" w:color="D4875A" w:sz="1"/>
+              <w:right w:val="single" w:color="D4875A" w:sz="1"/>
+            </w:tcBorders>
+            <w:shd w:fill="D4875A" w:val="clear"/>
+          </w:tcPr>
+          <w:p>
+            <w:pPr>
+              <w:spacing w:after="40" w:before="40" w:line="312"/>
+            </w:pPr>
+            <w:r>
+              <w:rPr>
+                <w:rFonts w:ascii="Times New Roman" w:eastAsia="SimHei"/>
+                <w:b/>
+                <w:bCs/>
+                <w:color w:val="FFFFFF"/>
+                <w:sz w:val="22"/>
+                <w:szCs w:val="22"/>
+              </w:rPr>
+              <w:t xml:space="preserve">Access</w:t>
+            </w:r>
+          </w:p>
+        </w:tc>
+      </w:tr>
+      <w:tr>
+        <w:trPr>
+          <w:cantSplit/>
+        </w:trPr>
+        <w:tc>
+          <w:tcPr>
+            <w:tcW w:type="pct" w:w="25%"/>
+            <w:tcBorders>
+              <w:top w:val="single" w:color="DDD0C8" w:sz="1"/>
+              <w:left w:val="single" w:color="DDD0C8" w:sz="1"/>
+              <w:bottom w:val="single" w:color="DDD0C8" w:sz="1"/>
+              <w:right w:val="single" w:color="DDD0C8" w:sz="1"/>
+            </w:tcBorders>
+            <w:shd w:fill="FFFFFF" w:val="clear"/>
+          </w:tcPr>
+          <w:p>
+            <w:pPr>
+              <w:spacing w:after="40" w:before="40" w:line="312"/>
+            </w:pPr>
+            <w:r>
+              <w:rPr>
+                <w:rFonts w:ascii="Times New Roman" w:eastAsia="SimSun"/>
+                <w:color w:val="182030"/>
+                <w:sz w:val="22"/>
+                <w:szCs w:val="22"/>
+              </w:rPr>
+              <w:t xml:space="preserve">Salesforce Production</w:t>
+            </w:r>
+          </w:p>
+        </w:tc>
+        <w:tc>
+          <w:tcPr>
+            <w:tcW w:type="pct" w:w="25%"/>
+            <w:tcBorders>
+              <w:top w:val="single" w:color="DDD0C8" w:sz="1"/>
+              <w:left w:val="single" w:color="DDD0C8" w:sz="1"/>
+              <w:bottom w:val="single" w:color="DDD0C8" w:sz="1"/>
+              <w:right w:val="single" w:color="DDD0C8" w:sz="1"/>
+            </w:tcBorders>
+            <w:shd w:fill="FFFFFF" w:val="clear"/>
+          </w:tcPr>
+          <w:p>
+            <w:pPr>
+              <w:spacing w:after="40" w:before="40" w:line="312"/>
+            </w:pPr>
+            <w:r>
+              <w:rPr>
+                <w:rFonts w:ascii="Times New Roman" w:eastAsia="SimSun"/>
+                <w:color w:val="182030"/>
+                <w:sz w:val="22"/>
+                <w:szCs w:val="22"/>
+              </w:rPr>
+              <w:t xml:space="preserve">System of record for lender relationship data</w:t>
+            </w:r>
+          </w:p>
+        </w:tc>
+        <w:tc>
+          <w:tcPr>
+            <w:tcW w:type="pct" w:w="25%"/>
+            <w:tcBorders>
+              <w:top w:val="single" w:color="DDD0C8" w:sz="1"/>
+              <w:left w:val="single" w:color="DDD0C8" w:sz="1"/>
+              <w:bottom w:val="single" w:color="DDD0C8" w:sz="1"/>
+              <w:right w:val="single" w:color="DDD0C8" w:sz="1"/>
+            </w:tcBorders>
+            <w:shd w:fill="FFFFFF" w:val="clear"/>
+          </w:tcPr>
+          <w:p>
+            <w:pPr>
+              <w:spacing w:after="40" w:before="40" w:line="312"/>
+            </w:pPr>
+            <w:r>
+              <w:rPr>
+                <w:rFonts w:ascii="Times New Roman" w:eastAsia="SimSun"/>
+                <w:color w:val="182030"/>
+                <w:sz w:val="22"/>
+                <w:szCs w:val="22"/>
+              </w:rPr>
+              <w:t xml:space="preserve">Available for read integration via API</w:t>
+            </w:r>
+          </w:p>
+        </w:tc>
+        <w:tc>
+          <w:tcPr>
+            <w:tcW w:type="pct" w:w="25%"/>
+            <w:tcBorders>
+              <w:top w:val="single" w:color="DDD0C8" w:sz="1"/>
+              <w:left w:val="single" w:color="DDD0C8" w:sz="1"/>
+              <w:bottom w:val="single" w:color="DDD0C8" w:sz="1"/>
+              <w:right w:val="single" w:color="DDD0C8" w:sz="1"/>
+            </w:tcBorders>
+            <w:shd w:fill="FFFFFF" w:val="clear"/>
+          </w:tcPr>
+          <w:p>
+            <w:pPr>
+              <w:spacing w:after="40" w:before="40" w:line="312"/>
+            </w:pPr>
+            <w:r>
+              <w:rPr>
+                <w:rFonts w:ascii="Times New Roman" w:eastAsia="SimSun"/>
+                <w:color w:val="182030"/>
+                <w:sz w:val="22"/>
+                <w:szCs w:val="22"/>
+              </w:rPr>
+              <w:t xml:space="preserve">Aceli-controlled, read-only for vendor</w:t>
+            </w:r>
+          </w:p>
+        </w:tc>
+      </w:tr>
+      <w:tr>
+        <w:trPr>
+          <w:cantSplit/>
+        </w:trPr>
+        <w:tc>
+          <w:tcPr>
+            <w:tcW w:type="pct" w:w="25%"/>
+            <w:tcBorders>
+              <w:top w:val="single" w:color="DDD0C8" w:sz="1"/>
+              <w:left w:val="single" w:color="DDD0C8" w:sz="1"/>
+              <w:bottom w:val="single" w:color="DDD0C8" w:sz="1"/>
+              <w:right w:val="single" w:color="DDD0C8" w:sz="1"/>
+            </w:tcBorders>
+            <w:shd w:fill="FFFFFF" w:val="clear"/>
+          </w:tcPr>
+          <w:p>
+            <w:pPr>
+              <w:spacing w:after="40" w:before="40" w:line="312"/>
+            </w:pPr>
+            <w:r>
+              <w:rPr>
+                <w:rFonts w:ascii="Times New Roman" w:eastAsia="SimSun"/>
+                <w:color w:val="182030"/>
+                <w:sz w:val="22"/>
+                <w:szCs w:val="22"/>
+              </w:rPr>
+              <w:t xml:space="preserve">Salesforce Sandbox</w:t>
+            </w:r>
+          </w:p>
+        </w:tc>
+        <w:tc>
+          <w:tcPr>
+            <w:tcW w:type="pct" w:w="25%"/>
+            <w:tcBorders>
+              <w:top w:val="single" w:color="DDD0C8" w:sz="1"/>
+              <w:left w:val="single" w:color="DDD0C8" w:sz="1"/>
+              <w:bottom w:val="single" w:color="DDD0C8" w:sz="1"/>
+              <w:right w:val="single" w:color="DDD0C8" w:sz="1"/>
+            </w:tcBorders>
+            <w:shd w:fill="FFFFFF" w:val="clear"/>
+          </w:tcPr>
+          <w:p>
+            <w:pPr>
+              <w:spacing w:after="40" w:before="40" w:line="312"/>
+            </w:pPr>
+            <w:r>
+              <w:rPr>
+                <w:rFonts w:ascii="Times New Roman" w:eastAsia="SimSun"/>
+                <w:color w:val="182030"/>
+                <w:sz w:val="22"/>
+                <w:szCs w:val="22"/>
+              </w:rPr>
+              <w:t xml:space="preserve">Development, testing, integration validation</w:t>
+            </w:r>
+          </w:p>
+        </w:tc>
+        <w:tc>
+          <w:tcPr>
+            <w:tcW w:type="pct" w:w="25%"/>
+            <w:tcBorders>
+              <w:top w:val="single" w:color="DDD0C8" w:sz="1"/>
+              <w:left w:val="single" w:color="DDD0C8" w:sz="1"/>
+              <w:bottom w:val="single" w:color="DDD0C8" w:sz="1"/>
+              <w:right w:val="single" w:color="DDD0C8" w:sz="1"/>
+            </w:tcBorders>
+            <w:shd w:fill="FFFFFF" w:val="clear"/>
+          </w:tcPr>
+          <w:p>
+            <w:pPr>
+              <w:spacing w:after="40" w:before="40" w:line="312"/>
+            </w:pPr>
+            <w:r>
+              <w:rPr>
+                <w:rFonts w:ascii="Times New Roman" w:eastAsia="SimSun"/>
+                <w:color w:val="182030"/>
+                <w:sz w:val="22"/>
+                <w:szCs w:val="22"/>
+              </w:rPr>
+              <w:t xml:space="preserve">Available for vendor use</w:t>
+            </w:r>
+          </w:p>
+        </w:tc>
+        <w:tc>
+          <w:tcPr>
+            <w:tcW w:type="pct" w:w="25%"/>
+            <w:tcBorders>
+              <w:top w:val="single" w:color="DDD0C8" w:sz="1"/>
+              <w:left w:val="single" w:color="DDD0C8" w:sz="1"/>
+              <w:bottom w:val="single" w:color="DDD0C8" w:sz="1"/>
+              <w:right w:val="single" w:color="DDD0C8" w:sz="1"/>
+            </w:tcBorders>
+            <w:shd w:fill="FFFFFF" w:val="clear"/>
+          </w:tcPr>
+          <w:p>
+            <w:pPr>
+              <w:spacing w:after="40" w:before="40" w:line="312"/>
+            </w:pPr>
+            <w:r>
+              <w:rPr>
+                <w:rFonts w:ascii="Times New Roman" w:eastAsia="SimSun"/>
+                <w:color w:val="182030"/>
+                <w:sz w:val="22"/>
+                <w:szCs w:val="22"/>
+              </w:rPr>
+              <w:t xml:space="preserve">Collaborative access with Aceli Salesforce team</w:t>
+            </w:r>
+          </w:p>
+        </w:tc>
+      </w:tr>
+      <w:tr>
+        <w:trPr>
+          <w:cantSplit/>
+        </w:trPr>
+        <w:tc>
+          <w:tcPr>
+            <w:tcW w:type="pct" w:w="25%"/>
+            <w:tcBorders>
+              <w:top w:val="single" w:color="DDD0C8" w:sz="1"/>
+              <w:left w:val="single" w:color="DDD0C8" w:sz="1"/>
+              <w:bottom w:val="single" w:color="DDD0C8" w:sz="1"/>
+              <w:right w:val="single" w:color="DDD0C8" w:sz="1"/>
+            </w:tcBorders>
+            <w:shd w:fill="FFFFFF" w:val="clear"/>
+          </w:tcPr>
+          <w:p>
+            <w:pPr>
+              <w:spacing w:after="40" w:before="40" w:line="312"/>
+            </w:pPr>
+            <w:r>
+              <w:rPr>
+                <w:rFonts w:ascii="Times New Roman" w:eastAsia="SimSun"/>
+                <w:color w:val="182030"/>
+                <w:sz w:val="22"/>
+                <w:szCs w:val="22"/>
+              </w:rPr>
+              <w:t xml:space="preserve">Salesforce Custom Objects</w:t>
+            </w:r>
+          </w:p>
+        </w:tc>
+        <w:tc>
+          <w:tcPr>
+            <w:tcW w:type="pct" w:w="25%"/>
+            <w:tcBorders>
+              <w:top w:val="single" w:color="DDD0C8" w:sz="1"/>
+              <w:left w:val="single" w:color="DDD0C8" w:sz="1"/>
+              <w:bottom w:val="single" w:color="DDD0C8" w:sz="1"/>
+              <w:right w:val="single" w:color="DDD0C8" w:sz="1"/>
+            </w:tcBorders>
+            <w:shd w:fill="FFFFFF" w:val="clear"/>
+          </w:tcPr>
+          <w:p>
+            <w:pPr>
+              <w:spacing w:after="40" w:before="40" w:line="312"/>
+            </w:pPr>
+            <w:r>
+              <w:rPr>
+                <w:rFonts w:ascii="Times New Roman" w:eastAsia="SimSun"/>
+                <w:color w:val="182030"/>
+                <w:sz w:val="22"/>
+                <w:szCs w:val="22"/>
+              </w:rPr>
+              <w:t xml:space="preserve">Lender relationship management data</w:t>
+            </w:r>
+          </w:p>
+        </w:tc>
+        <w:tc>
+          <w:tcPr>
+            <w:tcW w:type="pct" w:w="25%"/>
+            <w:tcBorders>
+              <w:top w:val="single" w:color="DDD0C8" w:sz="1"/>
+              <w:left w:val="single" w:color="DDD0C8" w:sz="1"/>
+              <w:bottom w:val="single" w:color="DDD0C8" w:sz="1"/>
+              <w:right w:val="single" w:color="DDD0C8" w:sz="1"/>
+            </w:tcBorders>
+            <w:shd w:fill="FFFFFF" w:val="clear"/>
+          </w:tcPr>
+          <w:p>
+            <w:pPr>
+              <w:spacing w:after="40" w:before="40" w:line="312"/>
+            </w:pPr>
+            <w:r>
+              <w:rPr>
+                <w:rFonts w:ascii="Times New Roman" w:eastAsia="SimSun"/>
+                <w:color w:val="182030"/>
+                <w:sz w:val="22"/>
+                <w:szCs w:val="22"/>
+              </w:rPr>
+              <w:t xml:space="preserve">To be defined during discovery</w:t>
+            </w:r>
+          </w:p>
+        </w:tc>
+        <w:tc>
+          <w:tcPr>
+            <w:tcW w:type="pct" w:w="25%"/>
+            <w:tcBorders>
+              <w:top w:val="single" w:color="DDD0C8" w:sz="1"/>
+              <w:left w:val="single" w:color="DDD0C8" w:sz="1"/>
+              <w:bottom w:val="single" w:color="DDD0C8" w:sz="1"/>
+              <w:right w:val="single" w:color="DDD0C8" w:sz="1"/>
+            </w:tcBorders>
+            <w:shd w:fill="FFFFFF" w:val="clear"/>
+          </w:tcPr>
+          <w:p>
+            <w:pPr>
+              <w:spacing w:after="40" w:before="40" w:line="312"/>
+            </w:pPr>
+            <w:r>
+              <w:rPr>
+                <w:rFonts w:ascii="Times New Roman" w:eastAsia="SimSun"/>
+                <w:color w:val="182030"/>
+                <w:sz w:val="22"/>
+                <w:szCs w:val="22"/>
+              </w:rPr>
+              <w:t xml:space="preserve">Configuration via Aceli team with vendor collaboration</w:t>
+            </w:r>
+          </w:p>
+        </w:tc>
+      </w:tr>
+    </w:tbl>
+    <w:p>
+      <w:pPr>
+        <w:pStyle w:val="Heading1"/>
+        <w:spacing w:after="120" w:before="360" w:line="312"/>
+      </w:pPr>
+      <w:bookmarkStart w:id="100003" w:name="_Toc100003"/>
+      <w:r>
+        <w:rPr>
+          <w:rFonts w:ascii="Times New Roman" w:eastAsia="SimHei"/>
+          <w:b/>
+          <w:bCs/>
+          <w:color w:val="182030"/>
+        </w:rPr>
+        <w:t xml:space="preserve">4. AI Platform Environment</w:t>
+      </w:r>
+      <w:bookmarkEnd w:id="100003"/>
+    </w:p>
+    <w:p>
+      <w:pPr>
+        <w:spacing w:after="80" w:line="312"/>
+        <w:ind w:firstLine="480"/>
+        <w:jc w:val="both"/>
+      </w:pPr>
+      <w:r>
+        <w:rPr>
+          <w:rFonts w:ascii="Times New Roman" w:eastAsia="SimSun"/>
+          <w:color w:val="182030"/>
+          <w:sz w:val="24"/>
+          <w:szCs w:val="24"/>
+        </w:rPr>
+        <w:t xml:space="preserve">Per the consortium clarification, Aceli operates within the Claude for Nonprofits programme with access to Claude Team/Enterprise environments as part of its approved AI platform. Production LLM processing involving sensitive programme data must occur within approved enterprise environments consistent with governance requirements. Where ongoing platform or licensing costs are required for the proposed solution, these must be clearly identified separately from the implementation budget. Aceli anticipates that approved platform licensing costs would be managed separately from the capped implementation budget.</w:t>
+      </w:r>
+    </w:p>
+    <w:tbl>
+      <w:tblPr>
+        <w:tblW w:type="pct" w:w="100%"/>
+        <w:tblBorders>
+          <w:top w:val="single" w:color="D4875A" w:sz="1"/>
+          <w:left w:val="single" w:color="D4875A" w:sz="1"/>
+          <w:bottom w:val="single" w:color="D4875A" w:sz="1"/>
+          <w:right w:val="single" w:color="D4875A" w:sz="1"/>
+          <w:insideH w:val="single" w:color="DDD0C8" w:sz="1"/>
+          <w:insideV w:val="single" w:color="DDD0C8" w:sz="1"/>
+        </w:tblBorders>
+      </w:tblPr>
+      <w:tblGrid>
+        <w:gridCol w:w="100"/>
+        <w:gridCol w:w="100"/>
+        <w:gridCol w:w="100"/>
+        <w:gridCol w:w="100"/>
+      </w:tblGrid>
+      <w:tr>
+        <w:trPr>
+          <w:tblHeader/>
+        </w:trPr>
+        <w:tc>
+          <w:tcPr>
+            <w:tcW w:type="pct" w:w="25%"/>
+            <w:tcBorders>
+              <w:top w:val="single" w:color="D4875A" w:sz="1"/>
+              <w:left w:val="single" w:color="D4875A" w:sz="1"/>
+              <w:bottom w:val="single" w:color="D4875A" w:sz="1"/>
+              <w:right w:val="single" w:color="D4875A" w:sz="1"/>
+            </w:tcBorders>
+            <w:shd w:fill="D4875A" w:val="clear"/>
+          </w:tcPr>
+          <w:p>
+            <w:pPr>
+              <w:spacing w:after="40" w:before="40" w:line="312"/>
+            </w:pPr>
+            <w:r>
+              <w:rPr>
+                <w:rFonts w:ascii="Times New Roman" w:eastAsia="SimHei"/>
+                <w:b/>
+                <w:bCs/>
+                <w:color w:val="FFFFFF"/>
+                <w:sz w:val="22"/>
+                <w:szCs w:val="22"/>
+              </w:rPr>
+              <w:t xml:space="preserve">AI Platform Component</w:t>
+            </w:r>
+          </w:p>
+        </w:tc>
+        <w:tc>
+          <w:tcPr>
+            <w:tcW w:type="pct" w:w="25%"/>
+            <w:tcBorders>
+              <w:top w:val="single" w:color="D4875A" w:sz="1"/>
+              <w:left w:val="single" w:color="D4875A" w:sz="1"/>
+              <w:bottom w:val="single" w:color="D4875A" w:sz="1"/>
+              <w:right w:val="single" w:color="D4875A" w:sz="1"/>
+            </w:tcBorders>
+            <w:shd w:fill="D4875A" w:val="clear"/>
+          </w:tcPr>
+          <w:p>
+            <w:pPr>
+              <w:spacing w:after="40" w:before="40" w:line="312"/>
+            </w:pPr>
+            <w:r>
+              <w:rPr>
+                <w:rFonts w:ascii="Times New Roman" w:eastAsia="SimHei"/>
+                <w:b/>
+                <w:bCs/>
+                <w:color w:val="FFFFFF"/>
+                <w:sz w:val="22"/>
+                <w:szCs w:val="22"/>
+              </w:rPr>
+              <w:t xml:space="preserve">Purpose</w:t>
+            </w:r>
+          </w:p>
+        </w:tc>
+        <w:tc>
+          <w:tcPr>
+            <w:tcW w:type="pct" w:w="25%"/>
+            <w:tcBorders>
+              <w:top w:val="single" w:color="D4875A" w:sz="1"/>
+              <w:left w:val="single" w:color="D4875A" w:sz="1"/>
+              <w:bottom w:val="single" w:color="D4875A" w:sz="1"/>
+              <w:right w:val="single" w:color="D4875A" w:sz="1"/>
+            </w:tcBorders>
+            <w:shd w:fill="D4875A" w:val="clear"/>
+          </w:tcPr>
+          <w:p>
+            <w:pPr>
+              <w:spacing w:after="40" w:before="40" w:line="312"/>
+            </w:pPr>
+            <w:r>
+              <w:rPr>
+                <w:rFonts w:ascii="Times New Roman" w:eastAsia="SimHei"/>
+                <w:b/>
+                <w:bCs/>
+                <w:color w:val="FFFFFF"/>
+                <w:sz w:val="22"/>
+                <w:szCs w:val="22"/>
+              </w:rPr>
+              <w:t xml:space="preserve">Environment</w:t>
+            </w:r>
+          </w:p>
+        </w:tc>
+        <w:tc>
+          <w:tcPr>
+            <w:tcW w:type="pct" w:w="25%"/>
+            <w:tcBorders>
+              <w:top w:val="single" w:color="D4875A" w:sz="1"/>
+              <w:left w:val="single" w:color="D4875A" w:sz="1"/>
+              <w:bottom w:val="single" w:color="D4875A" w:sz="1"/>
+              <w:right w:val="single" w:color="D4875A" w:sz="1"/>
+            </w:tcBorders>
+            <w:shd w:fill="D4875A" w:val="clear"/>
+          </w:tcPr>
+          <w:p>
+            <w:pPr>
+              <w:spacing w:after="40" w:before="40" w:line="312"/>
+            </w:pPr>
+            <w:r>
+              <w:rPr>
+                <w:rFonts w:ascii="Times New Roman" w:eastAsia="SimHei"/>
+                <w:b/>
+                <w:bCs/>
+                <w:color w:val="FFFFFF"/>
+                <w:sz w:val="22"/>
+                <w:szCs w:val="22"/>
+              </w:rPr>
+              <w:t xml:space="preserve">Cost Classification</w:t>
+            </w:r>
+          </w:p>
+        </w:tc>
+      </w:tr>
+      <w:tr>
+        <w:trPr>
+          <w:cantSplit/>
+        </w:trPr>
+        <w:tc>
+          <w:tcPr>
+            <w:tcW w:type="pct" w:w="25%"/>
+            <w:tcBorders>
+              <w:top w:val="single" w:color="DDD0C8" w:sz="1"/>
+              <w:left w:val="single" w:color="DDD0C8" w:sz="1"/>
+              <w:bottom w:val="single" w:color="DDD0C8" w:sz="1"/>
+              <w:right w:val="single" w:color="DDD0C8" w:sz="1"/>
+            </w:tcBorders>
+            <w:shd w:fill="FFFFFF" w:val="clear"/>
+          </w:tcPr>
+          <w:p>
+            <w:pPr>
+              <w:spacing w:after="40" w:before="40" w:line="312"/>
+            </w:pPr>
+            <w:r>
+              <w:rPr>
+                <w:rFonts w:ascii="Times New Roman" w:eastAsia="SimSun"/>
+                <w:color w:val="182030"/>
+                <w:sz w:val="22"/>
+                <w:szCs w:val="22"/>
+              </w:rPr>
+              <w:t xml:space="preserve">Claude Team/Enterprise</w:t>
+            </w:r>
+          </w:p>
+        </w:tc>
+        <w:tc>
+          <w:tcPr>
+            <w:tcW w:type="pct" w:w="25%"/>
+            <w:tcBorders>
+              <w:top w:val="single" w:color="DDD0C8" w:sz="1"/>
+              <w:left w:val="single" w:color="DDD0C8" w:sz="1"/>
+              <w:bottom w:val="single" w:color="DDD0C8" w:sz="1"/>
+              <w:right w:val="single" w:color="DDD0C8" w:sz="1"/>
+            </w:tcBorders>
+            <w:shd w:fill="FFFFFF" w:val="clear"/>
+          </w:tcPr>
+          <w:p>
+            <w:pPr>
+              <w:spacing w:after="40" w:before="40" w:line="312"/>
+            </w:pPr>
+            <w:r>
+              <w:rPr>
+                <w:rFonts w:ascii="Times New Roman" w:eastAsia="SimSun"/>
+                <w:color w:val="182030"/>
+                <w:sz w:val="22"/>
+                <w:szCs w:val="22"/>
+              </w:rPr>
+              <w:t xml:space="preserve">Production LLM processing for transcription, extraction, summarization</w:t>
+            </w:r>
+          </w:p>
+        </w:tc>
+        <w:tc>
+          <w:tcPr>
+            <w:tcW w:type="pct" w:w="25%"/>
+            <w:tcBorders>
+              <w:top w:val="single" w:color="DDD0C8" w:sz="1"/>
+              <w:left w:val="single" w:color="DDD0C8" w:sz="1"/>
+              <w:bottom w:val="single" w:color="DDD0C8" w:sz="1"/>
+              <w:right w:val="single" w:color="DDD0C8" w:sz="1"/>
+            </w:tcBorders>
+            <w:shd w:fill="FFFFFF" w:val="clear"/>
+          </w:tcPr>
+          <w:p>
+            <w:pPr>
+              <w:spacing w:after="40" w:before="40" w:line="312"/>
+            </w:pPr>
+            <w:r>
+              <w:rPr>
+                <w:rFonts w:ascii="Times New Roman" w:eastAsia="SimSun"/>
+                <w:color w:val="182030"/>
+                <w:sz w:val="22"/>
+                <w:szCs w:val="22"/>
+              </w:rPr>
+              <w:t xml:space="preserve">Approved enterprise tenant</w:t>
+            </w:r>
+          </w:p>
+        </w:tc>
+        <w:tc>
+          <w:tcPr>
+            <w:tcW w:type="pct" w:w="25%"/>
+            <w:tcBorders>
+              <w:top w:val="single" w:color="DDD0C8" w:sz="1"/>
+              <w:left w:val="single" w:color="DDD0C8" w:sz="1"/>
+              <w:bottom w:val="single" w:color="DDD0C8" w:sz="1"/>
+              <w:right w:val="single" w:color="DDD0C8" w:sz="1"/>
+            </w:tcBorders>
+            <w:shd w:fill="FFFFFF" w:val="clear"/>
+          </w:tcPr>
+          <w:p>
+            <w:pPr>
+              <w:spacing w:after="40" w:before="40" w:line="312"/>
+            </w:pPr>
+            <w:r>
+              <w:rPr>
+                <w:rFonts w:ascii="Times New Roman" w:eastAsia="SimSun"/>
+                <w:color w:val="182030"/>
+                <w:sz w:val="22"/>
+                <w:szCs w:val="22"/>
+              </w:rPr>
+              <w:t xml:space="preserve">Separate from implementation budget</w:t>
+            </w:r>
+          </w:p>
+        </w:tc>
+      </w:tr>
+      <w:tr>
+        <w:trPr>
+          <w:cantSplit/>
+        </w:trPr>
+        <w:tc>
+          <w:tcPr>
+            <w:tcW w:type="pct" w:w="25%"/>
+            <w:tcBorders>
+              <w:top w:val="single" w:color="DDD0C8" w:sz="1"/>
+              <w:left w:val="single" w:color="DDD0C8" w:sz="1"/>
+              <w:bottom w:val="single" w:color="DDD0C8" w:sz="1"/>
+              <w:right w:val="single" w:color="DDD0C8" w:sz="1"/>
+            </w:tcBorders>
+            <w:shd w:fill="FFFFFF" w:val="clear"/>
+          </w:tcPr>
+          <w:p>
+            <w:pPr>
+              <w:spacing w:after="40" w:before="40" w:line="312"/>
+            </w:pPr>
+            <w:r>
+              <w:rPr>
+                <w:rFonts w:ascii="Times New Roman" w:eastAsia="SimSun"/>
+                <w:color w:val="182030"/>
+                <w:sz w:val="22"/>
+                <w:szCs w:val="22"/>
+              </w:rPr>
+              <w:t xml:space="preserve">Claude API</w:t>
+            </w:r>
+          </w:p>
+        </w:tc>
+        <w:tc>
+          <w:tcPr>
+            <w:tcW w:type="pct" w:w="25%"/>
+            <w:tcBorders>
+              <w:top w:val="single" w:color="DDD0C8" w:sz="1"/>
+              <w:left w:val="single" w:color="DDD0C8" w:sz="1"/>
+              <w:bottom w:val="single" w:color="DDD0C8" w:sz="1"/>
+              <w:right w:val="single" w:color="DDD0C8" w:sz="1"/>
+            </w:tcBorders>
+            <w:shd w:fill="FFFFFF" w:val="clear"/>
+          </w:tcPr>
+          <w:p>
+            <w:pPr>
+              <w:spacing w:after="40" w:before="40" w:line="312"/>
+            </w:pPr>
+            <w:r>
+              <w:rPr>
+                <w:rFonts w:ascii="Times New Roman" w:eastAsia="SimSun"/>
+                <w:color w:val="182030"/>
+                <w:sz w:val="22"/>
+                <w:szCs w:val="22"/>
+              </w:rPr>
+              <w:t xml:space="preserve">Integration layer for application-to-AI communication</w:t>
+            </w:r>
+          </w:p>
+        </w:tc>
+        <w:tc>
+          <w:tcPr>
+            <w:tcW w:type="pct" w:w="25%"/>
+            <w:tcBorders>
+              <w:top w:val="single" w:color="DDD0C8" w:sz="1"/>
+              <w:left w:val="single" w:color="DDD0C8" w:sz="1"/>
+              <w:bottom w:val="single" w:color="DDD0C8" w:sz="1"/>
+              <w:right w:val="single" w:color="DDD0C8" w:sz="1"/>
+            </w:tcBorders>
+            <w:shd w:fill="FFFFFF" w:val="clear"/>
+          </w:tcPr>
+          <w:p>
+            <w:pPr>
+              <w:spacing w:after="40" w:before="40" w:line="312"/>
+            </w:pPr>
+            <w:r>
+              <w:rPr>
+                <w:rFonts w:ascii="Times New Roman" w:eastAsia="SimSun"/>
+                <w:color w:val="182030"/>
+                <w:sz w:val="22"/>
+                <w:szCs w:val="22"/>
+              </w:rPr>
+              <w:t xml:space="preserve">Approved enterprise tenant</w:t>
+            </w:r>
+          </w:p>
+        </w:tc>
+        <w:tc>
+          <w:tcPr>
+            <w:tcW w:type="pct" w:w="25%"/>
+            <w:tcBorders>
+              <w:top w:val="single" w:color="DDD0C8" w:sz="1"/>
+              <w:left w:val="single" w:color="DDD0C8" w:sz="1"/>
+              <w:bottom w:val="single" w:color="DDD0C8" w:sz="1"/>
+              <w:right w:val="single" w:color="DDD0C8" w:sz="1"/>
+            </w:tcBorders>
+            <w:shd w:fill="FFFFFF" w:val="clear"/>
+          </w:tcPr>
+          <w:p>
+            <w:pPr>
+              <w:spacing w:after="40" w:before="40" w:line="312"/>
+            </w:pPr>
+            <w:r>
+              <w:rPr>
+                <w:rFonts w:ascii="Times New Roman" w:eastAsia="SimSun"/>
+                <w:color w:val="182030"/>
+                <w:sz w:val="22"/>
+                <w:szCs w:val="22"/>
+              </w:rPr>
+              <w:t xml:space="preserve">Included in platform licensing</w:t>
+            </w:r>
+          </w:p>
+        </w:tc>
+      </w:tr>
+      <w:tr>
+        <w:trPr>
+          <w:cantSplit/>
+        </w:trPr>
+        <w:tc>
+          <w:tcPr>
+            <w:tcW w:type="pct" w:w="25%"/>
+            <w:tcBorders>
+              <w:top w:val="single" w:color="DDD0C8" w:sz="1"/>
+              <w:left w:val="single" w:color="DDD0C8" w:sz="1"/>
+              <w:bottom w:val="single" w:color="DDD0C8" w:sz="1"/>
+              <w:right w:val="single" w:color="DDD0C8" w:sz="1"/>
+            </w:tcBorders>
+            <w:shd w:fill="FFFFFF" w:val="clear"/>
+          </w:tcPr>
+          <w:p>
+            <w:pPr>
+              <w:spacing w:after="40" w:before="40" w:line="312"/>
+            </w:pPr>
+            <w:r>
+              <w:rPr>
+                <w:rFonts w:ascii="Times New Roman" w:eastAsia="SimSun"/>
+                <w:color w:val="182030"/>
+                <w:sz w:val="22"/>
+                <w:szCs w:val="22"/>
+              </w:rPr>
+              <w:t xml:space="preserve">AI Transcription Service</w:t>
+            </w:r>
+          </w:p>
+        </w:tc>
+        <w:tc>
+          <w:tcPr>
+            <w:tcW w:type="pct" w:w="25%"/>
+            <w:tcBorders>
+              <w:top w:val="single" w:color="DDD0C8" w:sz="1"/>
+              <w:left w:val="single" w:color="DDD0C8" w:sz="1"/>
+              <w:bottom w:val="single" w:color="DDD0C8" w:sz="1"/>
+              <w:right w:val="single" w:color="DDD0C8" w:sz="1"/>
+            </w:tcBorders>
+            <w:shd w:fill="FFFFFF" w:val="clear"/>
+          </w:tcPr>
+          <w:p>
+            <w:pPr>
+              <w:spacing w:after="40" w:before="40" w:line="312"/>
+            </w:pPr>
+            <w:r>
+              <w:rPr>
+                <w:rFonts w:ascii="Times New Roman" w:eastAsia="SimSun"/>
+                <w:color w:val="182030"/>
+                <w:sz w:val="22"/>
+                <w:szCs w:val="22"/>
+              </w:rPr>
+              <w:t xml:space="preserve">Voice-to-text with regional accent support</w:t>
+            </w:r>
+          </w:p>
+        </w:tc>
+        <w:tc>
+          <w:tcPr>
+            <w:tcW w:type="pct" w:w="25%"/>
+            <w:tcBorders>
+              <w:top w:val="single" w:color="DDD0C8" w:sz="1"/>
+              <w:left w:val="single" w:color="DDD0C8" w:sz="1"/>
+              <w:bottom w:val="single" w:color="DDD0C8" w:sz="1"/>
+              <w:right w:val="single" w:color="DDD0C8" w:sz="1"/>
+            </w:tcBorders>
+            <w:shd w:fill="FFFFFF" w:val="clear"/>
+          </w:tcPr>
+          <w:p>
+            <w:pPr>
+              <w:spacing w:after="40" w:before="40" w:line="312"/>
+            </w:pPr>
+            <w:r>
+              <w:rPr>
+                <w:rFonts w:ascii="Times New Roman" w:eastAsia="SimSun"/>
+                <w:color w:val="182030"/>
+                <w:sz w:val="22"/>
+                <w:szCs w:val="22"/>
+              </w:rPr>
+              <w:t xml:space="preserve">Within Claude-approved tenant</w:t>
+            </w:r>
+          </w:p>
+        </w:tc>
+        <w:tc>
+          <w:tcPr>
+            <w:tcW w:type="pct" w:w="25%"/>
+            <w:tcBorders>
+              <w:top w:val="single" w:color="DDD0C8" w:sz="1"/>
+              <w:left w:val="single" w:color="DDD0C8" w:sz="1"/>
+              <w:bottom w:val="single" w:color="DDD0C8" w:sz="1"/>
+              <w:right w:val="single" w:color="DDD0C8" w:sz="1"/>
+            </w:tcBorders>
+            <w:shd w:fill="FFFFFF" w:val="clear"/>
+          </w:tcPr>
+          <w:p>
+            <w:pPr>
+              <w:spacing w:after="40" w:before="40" w:line="312"/>
+            </w:pPr>
+            <w:r>
+              <w:rPr>
+                <w:rFonts w:ascii="Times New Roman" w:eastAsia="SimSun"/>
+                <w:color w:val="182030"/>
+                <w:sz w:val="22"/>
+                <w:szCs w:val="22"/>
+              </w:rPr>
+              <w:t xml:space="preserve">Separate from implementation budget</w:t>
+            </w:r>
+          </w:p>
+        </w:tc>
+      </w:tr>
+      <w:tr>
+        <w:trPr>
+          <w:cantSplit/>
+        </w:trPr>
+        <w:tc>
+          <w:tcPr>
+            <w:tcW w:type="pct" w:w="25%"/>
+            <w:tcBorders>
+              <w:top w:val="single" w:color="DDD0C8" w:sz="1"/>
+              <w:left w:val="single" w:color="DDD0C8" w:sz="1"/>
+              <w:bottom w:val="single" w:color="DDD0C8" w:sz="1"/>
+              <w:right w:val="single" w:color="DDD0C8" w:sz="1"/>
+            </w:tcBorders>
+            <w:shd w:fill="FFFFFF" w:val="clear"/>
+          </w:tcPr>
+          <w:p>
+            <w:pPr>
+              <w:spacing w:after="40" w:before="40" w:line="312"/>
+            </w:pPr>
+            <w:r>
+              <w:rPr>
+                <w:rFonts w:ascii="Times New Roman" w:eastAsia="SimSun"/>
+                <w:color w:val="182030"/>
+                <w:sz w:val="22"/>
+                <w:szCs w:val="22"/>
+              </w:rPr>
+              <w:t xml:space="preserve">AI Extraction Service</w:t>
+            </w:r>
+          </w:p>
+        </w:tc>
+        <w:tc>
+          <w:tcPr>
+            <w:tcW w:type="pct" w:w="25%"/>
+            <w:tcBorders>
+              <w:top w:val="single" w:color="DDD0C8" w:sz="1"/>
+              <w:left w:val="single" w:color="DDD0C8" w:sz="1"/>
+              <w:bottom w:val="single" w:color="DDD0C8" w:sz="1"/>
+              <w:right w:val="single" w:color="DDD0C8" w:sz="1"/>
+            </w:tcBorders>
+            <w:shd w:fill="FFFFFF" w:val="clear"/>
+          </w:tcPr>
+          <w:p>
+            <w:pPr>
+              <w:spacing w:after="40" w:before="40" w:line="312"/>
+            </w:pPr>
+            <w:r>
+              <w:rPr>
+                <w:rFonts w:ascii="Times New Roman" w:eastAsia="SimSun"/>
+                <w:color w:val="182030"/>
+                <w:sz w:val="22"/>
+                <w:szCs w:val="22"/>
+              </w:rPr>
+              <w:t xml:space="preserve">Structured extraction into six activation areas</w:t>
+            </w:r>
+          </w:p>
+        </w:tc>
+        <w:tc>
+          <w:tcPr>
+            <w:tcW w:type="pct" w:w="25%"/>
+            <w:tcBorders>
+              <w:top w:val="single" w:color="DDD0C8" w:sz="1"/>
+              <w:left w:val="single" w:color="DDD0C8" w:sz="1"/>
+              <w:bottom w:val="single" w:color="DDD0C8" w:sz="1"/>
+              <w:right w:val="single" w:color="DDD0C8" w:sz="1"/>
+            </w:tcBorders>
+            <w:shd w:fill="FFFFFF" w:val="clear"/>
+          </w:tcPr>
+          <w:p>
+            <w:pPr>
+              <w:spacing w:after="40" w:before="40" w:line="312"/>
+            </w:pPr>
+            <w:r>
+              <w:rPr>
+                <w:rFonts w:ascii="Times New Roman" w:eastAsia="SimSun"/>
+                <w:color w:val="182030"/>
+                <w:sz w:val="22"/>
+                <w:szCs w:val="22"/>
+              </w:rPr>
+              <w:t xml:space="preserve">Within Claude-approved tenant</w:t>
+            </w:r>
+          </w:p>
+        </w:tc>
+        <w:tc>
+          <w:tcPr>
+            <w:tcW w:type="pct" w:w="25%"/>
+            <w:tcBorders>
+              <w:top w:val="single" w:color="DDD0C8" w:sz="1"/>
+              <w:left w:val="single" w:color="DDD0C8" w:sz="1"/>
+              <w:bottom w:val="single" w:color="DDD0C8" w:sz="1"/>
+              <w:right w:val="single" w:color="DDD0C8" w:sz="1"/>
+            </w:tcBorders>
+            <w:shd w:fill="FFFFFF" w:val="clear"/>
+          </w:tcPr>
+          <w:p>
+            <w:pPr>
+              <w:spacing w:after="40" w:before="40" w:line="312"/>
+            </w:pPr>
+            <w:r>
+              <w:rPr>
+                <w:rFonts w:ascii="Times New Roman" w:eastAsia="SimSun"/>
+                <w:color w:val="182030"/>
+                <w:sz w:val="22"/>
+                <w:szCs w:val="22"/>
+              </w:rPr>
+              <w:t xml:space="preserve">Included in platform licensing</w:t>
+            </w:r>
+          </w:p>
+        </w:tc>
+      </w:tr>
+    </w:tbl>
+    <w:p>
+      <w:pPr>
+        <w:pStyle w:val="Heading1"/>
+        <w:spacing w:after="120" w:before="360" w:line="312"/>
+      </w:pPr>
+      <w:bookmarkStart w:id="100004" w:name="_Toc100004"/>
+      <w:r>
+        <w:rPr>
+          <w:rFonts w:ascii="Times New Roman" w:eastAsia="SimHei"/>
+          <w:b/>
+          <w:bCs/>
+          <w:color w:val="182030"/>
+        </w:rPr>
+        <w:t xml:space="preserve">5. Promotion Pathway</w:t>
+      </w:r>
+      <w:bookmarkEnd w:id="100004"/>
     </w:p>
     <w:p>
       <w:pPr>
@@ -1627,7 +2833,7 @@
         <w:pStyle w:val="Heading1"/>
         <w:spacing w:after="120" w:before="360" w:line="312"/>
       </w:pPr>
-      <w:bookmarkStart w:id="100003" w:name="_Toc100003"/>
+      <w:bookmarkStart w:id="100005" w:name="_Toc100005"/>
       <w:r>
         <w:rPr>
           <w:rFonts w:ascii="Times New Roman" w:eastAsia="SimHei"/>
@@ -1635,9 +2841,9 @@
           <w:bCs/>
           <w:color w:val="182030"/>
         </w:rPr>
-        <w:t xml:space="preserve">4. Data Handling per Environment</w:t>
+        <w:t xml:space="preserve">6. Data Handling per Environment</w:t>
       </w:r>
-      <w:bookmarkEnd w:id="100003"/>
+      <w:bookmarkEnd w:id="100005"/>
     </w:p>
     <w:p>
       <w:pPr>
@@ -1653,6 +2859,22 @@
           <w:szCs w:val="24"/>
         </w:rPr>
         <w:t xml:space="preserve">Data handling rules are strict and non-negotiable. Local/Dev and Test environments must use only synthetic data generated by approved test data factories. No production data, anonymized or otherwise, may be present in these environments. UAT environments may use anonymized production-like data that has been processed through an approved data masking pipeline. Staging environments may use production mirror data that has been anonymized, with the masking process validated by the Red Team/Compliance Agent. Production environments contain real data and are subject to all data governance constraints including the prohibition on using lender-level or borrower-level data for model training.</w:t>
+      </w:r>
+    </w:p>
+    <w:p>
+      <w:pPr>
+        <w:spacing w:after="80" w:line="312"/>
+        <w:ind w:firstLine="480"/>
+        <w:jc w:val="both"/>
+      </w:pPr>
+      <w:r>
+        <w:rPr>
+          <w:rFonts w:ascii="Times New Roman" w:eastAsia="SimSun"/>
+          <w:color w:val="182030"/>
+          <w:sz w:val="24"/>
+          <w:szCs w:val="24"/>
+        </w:rPr>
+        <w:t xml:space="preserve">The current Google Sheets-based LAT data includes the activation methodology, scoring framework, assessment questions across six activation areas, and country-level lender activation assessments. The benchmarking dataset comprises approximately 60,000 records in Google Sheets connected to Power BI. Detailed field structures and scoring logic will be shared under NDA during Sprint 1 discovery. All data migration and handling must respect these confidentiality requirements.</w:t>
       </w:r>
     </w:p>
     <w:tbl>
@@ -2182,7 +3404,7 @@
         <w:pStyle w:val="Heading1"/>
         <w:spacing w:after="120" w:before="360" w:line="312"/>
       </w:pPr>
-      <w:bookmarkStart w:id="100004" w:name="_Toc100004"/>
+      <w:bookmarkStart w:id="100006" w:name="_Toc100006"/>
       <w:r>
         <w:rPr>
           <w:rFonts w:ascii="Times New Roman" w:eastAsia="SimHei"/>
@@ -2190,9 +3412,9 @@
           <w:bCs/>
           <w:color w:val="182030"/>
         </w:rPr>
-        <w:t xml:space="preserve">5. Secret and Configuration Management</w:t>
+        <w:t xml:space="preserve">7. Secret and Configuration Management</w:t>
       </w:r>
-      <w:bookmarkEnd w:id="100004"/>
+      <w:bookmarkEnd w:id="100006"/>
     </w:p>
     <w:p>
       <w:pPr>
@@ -2207,7 +3429,7 @@
           <w:sz w:val="24"/>
           <w:szCs w:val="24"/>
         </w:rPr>
-        <w:t xml:space="preserve">Secrets, tokens, credentials, and tenant settings must never be hardcoded. All secrets are managed through an approved secrets management solution with environment-specific vaults. Configuration is externalized and environment-driven, with no production credentials in non-production configuration files. Secret rotation follows a defined schedule, and access to production secrets requires explicit authorization from the Delivery Orchestrator and Aceli security. The DevSecOps Agent is responsible for maintaining the secrets management infrastructure and auditing access logs.</w:t>
+        <w:t xml:space="preserve">Secrets, tokens, credentials, and tenant settings must never be hardcoded. All secrets are managed through an approved secrets management solution with environment-specific vaults. Configuration is externalized and environment-driven, with no production credentials in non-production configuration files. This includes Claude Team/Enterprise API keys, Salesforce connection credentials, and any integration tokens. Secret rotation follows a defined schedule, and access to production secrets requires explicit authorization from the Delivery Orchestrator and Aceli security. The DevSecOps Agent is responsible for maintaining the secrets management infrastructure and auditing access logs.</w:t>
       </w:r>
     </w:p>
     <w:p>
@@ -2215,7 +3437,7 @@
         <w:pStyle w:val="Heading1"/>
         <w:spacing w:after="120" w:before="360" w:line="312"/>
       </w:pPr>
-      <w:bookmarkStart w:id="100005" w:name="_Toc100005"/>
+      <w:bookmarkStart w:id="100007" w:name="_Toc100007"/>
       <w:r>
         <w:rPr>
           <w:rFonts w:ascii="Times New Roman" w:eastAsia="SimHei"/>
@@ -2223,9 +3445,9 @@
           <w:bCs/>
           <w:color w:val="182030"/>
         </w:rPr>
-        <w:t xml:space="preserve">6. Access Control and RBAC per Environment</w:t>
+        <w:t xml:space="preserve">8. Access Control and RBAC per Environment</w:t>
       </w:r>
-      <w:bookmarkEnd w:id="100005"/>
+      <w:bookmarkEnd w:id="100007"/>
     </w:p>
     <w:p>
       <w:pPr>
@@ -2240,7 +3462,7 @@
           <w:sz w:val="24"/>
           <w:szCs w:val="24"/>
         </w:rPr>
-        <w:t xml:space="preserve">Access to each environment is governed by role-based access control aligned to the principle of least privilege.</w:t>
+        <w:t xml:space="preserve">Access to each environment is governed by role-based access control aligned to the principle of least privilege. Developers have write access to Local/Dev and read access to Test. QA agents have write access to Test and UAT. Business users have write access to UAT only. Release Managers have promotion authority and write access to Staging. Production access is restricted to authorized Aceli operations personnel and DevSecOps agents for maintenance. Aceli's internal Salesforce team has collaborative access to the Salesforce sandbox for configuration, integration, and testing work. No agent or human may access production data without explicit authorization and logged access.</w:t>
       </w:r>
     </w:p>
     <w:tbl>
@@ -3402,29 +4624,174 @@
           </w:p>
         </w:tc>
       </w:tr>
+      <w:tr>
+        <w:trPr>
+          <w:cantSplit/>
+        </w:trPr>
+        <w:tc>
+          <w:tcPr>
+            <w:tcW w:type="pct" w:w="20%"/>
+            <w:tcBorders>
+              <w:top w:val="single" w:color="DDD0C8" w:sz="1"/>
+              <w:left w:val="single" w:color="DDD0C8" w:sz="1"/>
+              <w:bottom w:val="single" w:color="DDD0C8" w:sz="1"/>
+              <w:right w:val="single" w:color="DDD0C8" w:sz="1"/>
+            </w:tcBorders>
+            <w:shd w:fill="FFFFFF" w:val="clear"/>
+          </w:tcPr>
+          <w:p>
+            <w:pPr>
+              <w:spacing w:after="40" w:before="40" w:line="312"/>
+            </w:pPr>
+            <w:r>
+              <w:rPr>
+                <w:rFonts w:ascii="Times New Roman" w:eastAsia="SimSun"/>
+                <w:color w:val="182030"/>
+                <w:sz w:val="22"/>
+                <w:szCs w:val="22"/>
+              </w:rPr>
+              <w:t xml:space="preserve">Aceli Salesforce Team</w:t>
+            </w:r>
+          </w:p>
+        </w:tc>
+        <w:tc>
+          <w:tcPr>
+            <w:tcW w:type="pct" w:w="16%"/>
+            <w:tcBorders>
+              <w:top w:val="single" w:color="DDD0C8" w:sz="1"/>
+              <w:left w:val="single" w:color="DDD0C8" w:sz="1"/>
+              <w:bottom w:val="single" w:color="DDD0C8" w:sz="1"/>
+              <w:right w:val="single" w:color="DDD0C8" w:sz="1"/>
+            </w:tcBorders>
+            <w:shd w:fill="FFFFFF" w:val="clear"/>
+          </w:tcPr>
+          <w:p>
+            <w:pPr>
+              <w:spacing w:after="40" w:before="40" w:line="312"/>
+            </w:pPr>
+            <w:r>
+              <w:rPr>
+                <w:rFonts w:ascii="Times New Roman" w:eastAsia="SimSun"/>
+                <w:color w:val="182030"/>
+                <w:sz w:val="22"/>
+                <w:szCs w:val="22"/>
+              </w:rPr>
+              <w:t xml:space="preserve">None</w:t>
+            </w:r>
+          </w:p>
+        </w:tc>
+        <w:tc>
+          <w:tcPr>
+            <w:tcW w:type="pct" w:w="16%"/>
+            <w:tcBorders>
+              <w:top w:val="single" w:color="DDD0C8" w:sz="1"/>
+              <w:left w:val="single" w:color="DDD0C8" w:sz="1"/>
+              <w:bottom w:val="single" w:color="DDD0C8" w:sz="1"/>
+              <w:right w:val="single" w:color="DDD0C8" w:sz="1"/>
+            </w:tcBorders>
+            <w:shd w:fill="FFFFFF" w:val="clear"/>
+          </w:tcPr>
+          <w:p>
+            <w:pPr>
+              <w:spacing w:after="40" w:before="40" w:line="312"/>
+            </w:pPr>
+            <w:r>
+              <w:rPr>
+                <w:rFonts w:ascii="Times New Roman" w:eastAsia="SimSun"/>
+                <w:color w:val="182030"/>
+                <w:sz w:val="22"/>
+                <w:szCs w:val="22"/>
+              </w:rPr>
+              <w:t xml:space="preserve">None</w:t>
+            </w:r>
+          </w:p>
+        </w:tc>
+        <w:tc>
+          <w:tcPr>
+            <w:tcW w:type="pct" w:w="16%"/>
+            <w:tcBorders>
+              <w:top w:val="single" w:color="DDD0C8" w:sz="1"/>
+              <w:left w:val="single" w:color="DDD0C8" w:sz="1"/>
+              <w:bottom w:val="single" w:color="DDD0C8" w:sz="1"/>
+              <w:right w:val="single" w:color="DDD0C8" w:sz="1"/>
+            </w:tcBorders>
+            <w:shd w:fill="FFFFFF" w:val="clear"/>
+          </w:tcPr>
+          <w:p>
+            <w:pPr>
+              <w:spacing w:after="40" w:before="40" w:line="312"/>
+            </w:pPr>
+            <w:r>
+              <w:rPr>
+                <w:rFonts w:ascii="Times New Roman" w:eastAsia="SimSun"/>
+                <w:color w:val="182030"/>
+                <w:sz w:val="22"/>
+                <w:szCs w:val="22"/>
+              </w:rPr>
+              <w:t xml:space="preserve">None</w:t>
+            </w:r>
+          </w:p>
+        </w:tc>
+        <w:tc>
+          <w:tcPr>
+            <w:tcW w:type="pct" w:w="16%"/>
+            <w:tcBorders>
+              <w:top w:val="single" w:color="DDD0C8" w:sz="1"/>
+              <w:left w:val="single" w:color="DDD0C8" w:sz="1"/>
+              <w:bottom w:val="single" w:color="DDD0C8" w:sz="1"/>
+              <w:right w:val="single" w:color="DDD0C8" w:sz="1"/>
+            </w:tcBorders>
+            <w:shd w:fill="FFFFFF" w:val="clear"/>
+          </w:tcPr>
+          <w:p>
+            <w:pPr>
+              <w:spacing w:after="40" w:before="40" w:line="312"/>
+            </w:pPr>
+            <w:r>
+              <w:rPr>
+                <w:rFonts w:ascii="Times New Roman" w:eastAsia="SimSun"/>
+                <w:color w:val="182030"/>
+                <w:sz w:val="22"/>
+                <w:szCs w:val="22"/>
+              </w:rPr>
+              <w:t xml:space="preserve">None</w:t>
+            </w:r>
+          </w:p>
+        </w:tc>
+        <w:tc>
+          <w:tcPr>
+            <w:tcW w:type="pct" w:w="16%"/>
+            <w:tcBorders>
+              <w:top w:val="single" w:color="DDD0C8" w:sz="1"/>
+              <w:left w:val="single" w:color="DDD0C8" w:sz="1"/>
+              <w:bottom w:val="single" w:color="DDD0C8" w:sz="1"/>
+              <w:right w:val="single" w:color="DDD0C8" w:sz="1"/>
+            </w:tcBorders>
+            <w:shd w:fill="FFFFFF" w:val="clear"/>
+          </w:tcPr>
+          <w:p>
+            <w:pPr>
+              <w:spacing w:after="40" w:before="40" w:line="312"/>
+            </w:pPr>
+            <w:r>
+              <w:rPr>
+                <w:rFonts w:ascii="Times New Roman" w:eastAsia="SimSun"/>
+                <w:color w:val="182030"/>
+                <w:sz w:val="22"/>
+                <w:szCs w:val="22"/>
+              </w:rPr>
+              <w:t xml:space="preserve">Sandbox collaborative</w:t>
+            </w:r>
+          </w:p>
+        </w:tc>
+      </w:tr>
     </w:tbl>
-    <w:p>
-      <w:pPr>
-        <w:spacing w:after="80" w:line="312"/>
-        <w:ind w:firstLine="480"/>
-        <w:jc w:val="both"/>
-      </w:pPr>
-      <w:r>
-        <w:rPr>
-          <w:rFonts w:ascii="Times New Roman" w:eastAsia="SimSun"/>
-          <w:color w:val="182030"/>
-          <w:sz w:val="24"/>
-          <w:szCs w:val="24"/>
-        </w:rPr>
-        <w:t xml:space="preserve">No agent or human may access production data without explicit authorization and logged access.</w:t>
-      </w:r>
-    </w:p>
     <w:p>
       <w:pPr>
         <w:pStyle w:val="Heading1"/>
         <w:spacing w:after="120" w:before="360" w:line="312"/>
       </w:pPr>
-      <w:bookmarkStart w:id="100006" w:name="_Toc100006"/>
+      <w:bookmarkStart w:id="100008" w:name="_Toc100008"/>
       <w:r>
         <w:rPr>
           <w:rFonts w:ascii="Times New Roman" w:eastAsia="SimHei"/>
@@ -3432,9 +4799,9 @@
           <w:bCs/>
           <w:color w:val="182030"/>
         </w:rPr>
-        <w:t xml:space="preserve">7. CI/CD Pipeline Architecture</w:t>
+        <w:t xml:space="preserve">9. CI/CD Pipeline Architecture</w:t>
       </w:r>
-      <w:bookmarkEnd w:id="100006"/>
+      <w:bookmarkEnd w:id="100008"/>
     </w:p>
     <w:p>
       <w:pPr>
@@ -4138,7 +5505,7 @@
         <w:pStyle w:val="Heading1"/>
         <w:spacing w:after="120" w:before="360" w:line="312"/>
       </w:pPr>
-      <w:bookmarkStart w:id="100007" w:name="_Toc100007"/>
+      <w:bookmarkStart w:id="100009" w:name="_Toc100009"/>
       <w:r>
         <w:rPr>
           <w:rFonts w:ascii="Times New Roman" w:eastAsia="SimHei"/>
@@ -4146,9 +5513,9 @@
           <w:bCs/>
           <w:color w:val="182030"/>
         </w:rPr>
-        <w:t xml:space="preserve">8. Environment Provisioning and Decommissioning</w:t>
+        <w:t xml:space="preserve">10. Environment Provisioning and Decommissioning</w:t>
       </w:r>
-      <w:bookmarkEnd w:id="100007"/>
+      <w:bookmarkEnd w:id="100009"/>
     </w:p>
     <w:p>
       <w:pPr>
@@ -4244,6 +5611,25 @@
     </w:p>
     <w:p>
       <w:pPr>
+        <w:pStyle w:val="ListParagraph"/>
+        <w:numPr>
+          <w:ilvl w:val="0"/>
+          <w:numId w:val="1"/>
+        </w:numPr>
+        <w:spacing w:after="40" w:line="312"/>
+      </w:pPr>
+      <w:r>
+        <w:rPr>
+          <w:rFonts w:ascii="Times New Roman" w:eastAsia="SimSun"/>
+          <w:color w:val="182030"/>
+          <w:sz w:val="24"/>
+          <w:szCs w:val="24"/>
+        </w:rPr>
+        <w:t xml:space="preserve">Salesforce sandbox integration setup</w:t>
+      </w:r>
+    </w:p>
+    <w:p>
+      <w:pPr>
         <w:spacing w:after="80" w:line="312"/>
         <w:ind w:firstLine="480"/>
         <w:jc w:val="both"/>
@@ -4722,6 +6108,89 @@
                 <w:sz w:val="22"/>
                 <w:szCs w:val="22"/>
               </w:rPr>
+              <w:t xml:space="preserve">Salesforce Sandbox Integration</w:t>
+            </w:r>
+          </w:p>
+        </w:tc>
+        <w:tc>
+          <w:tcPr>
+            <w:tcW w:type="pct" w:w="40%"/>
+            <w:tcBorders>
+              <w:top w:val="single" w:color="DDD0C8" w:sz="1"/>
+              <w:left w:val="single" w:color="DDD0C8" w:sz="1"/>
+              <w:bottom w:val="single" w:color="DDD0C8" w:sz="1"/>
+              <w:right w:val="single" w:color="DDD0C8" w:sz="1"/>
+            </w:tcBorders>
+            <w:shd w:fill="FFFFFF" w:val="clear"/>
+          </w:tcPr>
+          <w:p>
+            <w:pPr>
+              <w:spacing w:after="40" w:before="40" w:line="312"/>
+            </w:pPr>
+            <w:r>
+              <w:rPr>
+                <w:rFonts w:ascii="Times New Roman" w:eastAsia="SimSun"/>
+                <w:color w:val="182030"/>
+                <w:sz w:val="22"/>
+                <w:szCs w:val="22"/>
+              </w:rPr>
+              <w:t xml:space="preserve">Configure Salesforce sandbox connectivity and integration endpoints</w:t>
+            </w:r>
+          </w:p>
+        </w:tc>
+        <w:tc>
+          <w:tcPr>
+            <w:tcW w:type="pct" w:w="30%"/>
+            <w:tcBorders>
+              <w:top w:val="single" w:color="DDD0C8" w:sz="1"/>
+              <w:left w:val="single" w:color="DDD0C8" w:sz="1"/>
+              <w:bottom w:val="single" w:color="DDD0C8" w:sz="1"/>
+              <w:right w:val="single" w:color="DDD0C8" w:sz="1"/>
+            </w:tcBorders>
+            <w:shd w:fill="FFFFFF" w:val="clear"/>
+          </w:tcPr>
+          <w:p>
+            <w:pPr>
+              <w:spacing w:after="40" w:before="40" w:line="312"/>
+            </w:pPr>
+            <w:r>
+              <w:rPr>
+                <w:rFonts w:ascii="Times New Roman" w:eastAsia="SimSun"/>
+                <w:color w:val="182030"/>
+                <w:sz w:val="22"/>
+                <w:szCs w:val="22"/>
+              </w:rPr>
+              <w:t xml:space="preserve">DevSecOps Agent with Aceli Salesforce team</w:t>
+            </w:r>
+          </w:p>
+        </w:tc>
+      </w:tr>
+      <w:tr>
+        <w:trPr>
+          <w:cantSplit/>
+        </w:trPr>
+        <w:tc>
+          <w:tcPr>
+            <w:tcW w:type="pct" w:w="30%"/>
+            <w:tcBorders>
+              <w:top w:val="single" w:color="DDD0C8" w:sz="1"/>
+              <w:left w:val="single" w:color="DDD0C8" w:sz="1"/>
+              <w:bottom w:val="single" w:color="DDD0C8" w:sz="1"/>
+              <w:right w:val="single" w:color="DDD0C8" w:sz="1"/>
+            </w:tcBorders>
+            <w:shd w:fill="FFFFFF" w:val="clear"/>
+          </w:tcPr>
+          <w:p>
+            <w:pPr>
+              <w:spacing w:after="40" w:before="40" w:line="312"/>
+            </w:pPr>
+            <w:r>
+              <w:rPr>
+                <w:rFonts w:ascii="Times New Roman" w:eastAsia="SimSun"/>
+                <w:color w:val="182030"/>
+                <w:sz w:val="22"/>
+                <w:szCs w:val="22"/>
+              </w:rPr>
               <w:t xml:space="preserve">Decommissioning</w:t>
             </w:r>
           </w:p>
@@ -4775,6 +6244,777 @@
                 <w:szCs w:val="22"/>
               </w:rPr>
               <w:t xml:space="preserve">DevSecOps Agent</w:t>
+            </w:r>
+          </w:p>
+        </w:tc>
+      </w:tr>
+    </w:tbl>
+    <w:p>
+      <w:pPr>
+        <w:pStyle w:val="Heading1"/>
+        <w:spacing w:after="120" w:before="360" w:line="312"/>
+      </w:pPr>
+      <w:bookmarkStart w:id="100010" w:name="_Toc100010"/>
+      <w:r>
+        <w:rPr>
+          <w:rFonts w:ascii="Times New Roman" w:eastAsia="SimHei"/>
+          <w:b/>
+          <w:bCs/>
+          <w:color w:val="182030"/>
+        </w:rPr>
+        <w:t xml:space="preserve">11. Budget and Licensing Considerations</w:t>
+      </w:r>
+      <w:bookmarkEnd w:id="100010"/>
+    </w:p>
+    <w:p>
+      <w:pPr>
+        <w:spacing w:after="80" w:line="312"/>
+        <w:ind w:firstLine="480"/>
+        <w:jc w:val="both"/>
+      </w:pPr>
+      <w:r>
+        <w:rPr>
+          <w:rFonts w:ascii="Times New Roman" w:eastAsia="SimSun"/>
+          <w:color w:val="182030"/>
+          <w:sz w:val="24"/>
+          <w:szCs w:val="24"/>
+        </w:rPr>
+        <w:t xml:space="preserve">Per the consortium clarification, Aceli anticipates that approved platform licensing costs (including Claude Team/Enterprise licensing) would be managed separately from the capped implementation budget. The environment strategy must therefore:</w:t>
+      </w:r>
+    </w:p>
+    <w:p>
+      <w:pPr>
+        <w:pStyle w:val="ListParagraph"/>
+        <w:numPr>
+          <w:ilvl w:val="0"/>
+          <w:numId w:val="1"/>
+        </w:numPr>
+        <w:spacing w:after="40" w:line="312"/>
+      </w:pPr>
+      <w:r>
+        <w:rPr>
+          <w:rFonts w:ascii="Times New Roman" w:eastAsia="SimSun"/>
+          <w:color w:val="182030"/>
+          <w:sz w:val="24"/>
+          <w:szCs w:val="24"/>
+        </w:rPr>
+        <w:t xml:space="preserve">Clearly separate infrastructure provisioning costs (within implementation budget) from ongoing platform licensing costs (separate from implementation budget)</w:t>
+      </w:r>
+    </w:p>
+    <w:p>
+      <w:pPr>
+        <w:pStyle w:val="ListParagraph"/>
+        <w:numPr>
+          <w:ilvl w:val="0"/>
+          <w:numId w:val="1"/>
+        </w:numPr>
+        <w:spacing w:after="40" w:line="312"/>
+      </w:pPr>
+      <w:r>
+        <w:rPr>
+          <w:rFonts w:ascii="Times New Roman" w:eastAsia="SimSun"/>
+          <w:color w:val="182030"/>
+          <w:sz w:val="24"/>
+          <w:szCs w:val="24"/>
+        </w:rPr>
+        <w:t xml:space="preserve">Identify all licensing requirements early in Sprint 1 discovery</w:t>
+      </w:r>
+    </w:p>
+    <w:p>
+      <w:pPr>
+        <w:pStyle w:val="ListParagraph"/>
+        <w:numPr>
+          <w:ilvl w:val="0"/>
+          <w:numId w:val="1"/>
+        </w:numPr>
+        <w:spacing w:after="40" w:line="312"/>
+      </w:pPr>
+      <w:r>
+        <w:rPr>
+          <w:rFonts w:ascii="Times New Roman" w:eastAsia="SimSun"/>
+          <w:color w:val="182030"/>
+          <w:sz w:val="24"/>
+          <w:szCs w:val="24"/>
+        </w:rPr>
+        <w:t xml:space="preserve">Ensure that environment architecture decisions do not create hidden licensing dependencies that exceed the implementation budget</w:t>
+      </w:r>
+    </w:p>
+    <w:tbl>
+      <w:tblPr>
+        <w:tblW w:type="pct" w:w="100%"/>
+        <w:tblBorders>
+          <w:top w:val="single" w:color="D4875A" w:sz="1"/>
+          <w:left w:val="single" w:color="D4875A" w:sz="1"/>
+          <w:bottom w:val="single" w:color="D4875A" w:sz="1"/>
+          <w:right w:val="single" w:color="D4875A" w:sz="1"/>
+          <w:insideH w:val="single" w:color="DDD0C8" w:sz="1"/>
+          <w:insideV w:val="single" w:color="DDD0C8" w:sz="1"/>
+        </w:tblBorders>
+      </w:tblPr>
+      <w:tblGrid>
+        <w:gridCol w:w="100"/>
+        <w:gridCol w:w="100"/>
+        <w:gridCol w:w="100"/>
+        <w:gridCol w:w="100"/>
+      </w:tblGrid>
+      <w:tr>
+        <w:trPr>
+          <w:tblHeader/>
+        </w:trPr>
+        <w:tc>
+          <w:tcPr>
+            <w:tcW w:type="pct" w:w="25%"/>
+            <w:tcBorders>
+              <w:top w:val="single" w:color="D4875A" w:sz="1"/>
+              <w:left w:val="single" w:color="D4875A" w:sz="1"/>
+              <w:bottom w:val="single" w:color="D4875A" w:sz="1"/>
+              <w:right w:val="single" w:color="D4875A" w:sz="1"/>
+            </w:tcBorders>
+            <w:shd w:fill="D4875A" w:val="clear"/>
+          </w:tcPr>
+          <w:p>
+            <w:pPr>
+              <w:spacing w:after="40" w:before="40" w:line="312"/>
+            </w:pPr>
+            <w:r>
+              <w:rPr>
+                <w:rFonts w:ascii="Times New Roman" w:eastAsia="SimHei"/>
+                <w:b/>
+                <w:bCs/>
+                <w:color w:val="FFFFFF"/>
+                <w:sz w:val="22"/>
+                <w:szCs w:val="22"/>
+              </w:rPr>
+              <w:t xml:space="preserve">Cost Category</w:t>
+            </w:r>
+          </w:p>
+        </w:tc>
+        <w:tc>
+          <w:tcPr>
+            <w:tcW w:type="pct" w:w="35%"/>
+            <w:tcBorders>
+              <w:top w:val="single" w:color="D4875A" w:sz="1"/>
+              <w:left w:val="single" w:color="D4875A" w:sz="1"/>
+              <w:bottom w:val="single" w:color="D4875A" w:sz="1"/>
+              <w:right w:val="single" w:color="D4875A" w:sz="1"/>
+            </w:tcBorders>
+            <w:shd w:fill="D4875A" w:val="clear"/>
+          </w:tcPr>
+          <w:p>
+            <w:pPr>
+              <w:spacing w:after="40" w:before="40" w:line="312"/>
+            </w:pPr>
+            <w:r>
+              <w:rPr>
+                <w:rFonts w:ascii="Times New Roman" w:eastAsia="SimHei"/>
+                <w:b/>
+                <w:bCs/>
+                <w:color w:val="FFFFFF"/>
+                <w:sz w:val="22"/>
+                <w:szCs w:val="22"/>
+              </w:rPr>
+              <w:t xml:space="preserve">Description</w:t>
+            </w:r>
+          </w:p>
+        </w:tc>
+        <w:tc>
+          <w:tcPr>
+            <w:tcW w:type="pct" w:w="20%"/>
+            <w:tcBorders>
+              <w:top w:val="single" w:color="D4875A" w:sz="1"/>
+              <w:left w:val="single" w:color="D4875A" w:sz="1"/>
+              <w:bottom w:val="single" w:color="D4875A" w:sz="1"/>
+              <w:right w:val="single" w:color="D4875A" w:sz="1"/>
+            </w:tcBorders>
+            <w:shd w:fill="D4875A" w:val="clear"/>
+          </w:tcPr>
+          <w:p>
+            <w:pPr>
+              <w:spacing w:after="40" w:before="40" w:line="312"/>
+            </w:pPr>
+            <w:r>
+              <w:rPr>
+                <w:rFonts w:ascii="Times New Roman" w:eastAsia="SimHei"/>
+                <w:b/>
+                <w:bCs/>
+                <w:color w:val="FFFFFF"/>
+                <w:sz w:val="22"/>
+                <w:szCs w:val="22"/>
+              </w:rPr>
+              <w:t xml:space="preserve">Budget Classification</w:t>
+            </w:r>
+          </w:p>
+        </w:tc>
+        <w:tc>
+          <w:tcPr>
+            <w:tcW w:type="pct" w:w="20%"/>
+            <w:tcBorders>
+              <w:top w:val="single" w:color="D4875A" w:sz="1"/>
+              <w:left w:val="single" w:color="D4875A" w:sz="1"/>
+              <w:bottom w:val="single" w:color="D4875A" w:sz="1"/>
+              <w:right w:val="single" w:color="D4875A" w:sz="1"/>
+            </w:tcBorders>
+            <w:shd w:fill="D4875A" w:val="clear"/>
+          </w:tcPr>
+          <w:p>
+            <w:pPr>
+              <w:spacing w:after="40" w:before="40" w:line="312"/>
+            </w:pPr>
+            <w:r>
+              <w:rPr>
+                <w:rFonts w:ascii="Times New Roman" w:eastAsia="SimHei"/>
+                <w:b/>
+                <w:bCs/>
+                <w:color w:val="FFFFFF"/>
+                <w:sz w:val="22"/>
+                <w:szCs w:val="22"/>
+              </w:rPr>
+              <w:t xml:space="preserve">Timing</w:t>
+            </w:r>
+          </w:p>
+        </w:tc>
+      </w:tr>
+      <w:tr>
+        <w:trPr>
+          <w:cantSplit/>
+        </w:trPr>
+        <w:tc>
+          <w:tcPr>
+            <w:tcW w:type="pct" w:w="25%"/>
+            <w:tcBorders>
+              <w:top w:val="single" w:color="DDD0C8" w:sz="1"/>
+              <w:left w:val="single" w:color="DDD0C8" w:sz="1"/>
+              <w:bottom w:val="single" w:color="DDD0C8" w:sz="1"/>
+              <w:right w:val="single" w:color="DDD0C8" w:sz="1"/>
+            </w:tcBorders>
+            <w:shd w:fill="FFFFFF" w:val="clear"/>
+          </w:tcPr>
+          <w:p>
+            <w:pPr>
+              <w:spacing w:after="40" w:before="40" w:line="312"/>
+            </w:pPr>
+            <w:r>
+              <w:rPr>
+                <w:rFonts w:ascii="Times New Roman" w:eastAsia="SimSun"/>
+                <w:color w:val="182030"/>
+                <w:sz w:val="22"/>
+                <w:szCs w:val="22"/>
+              </w:rPr>
+              <w:t xml:space="preserve">Infrastructure Provisioning</w:t>
+            </w:r>
+          </w:p>
+        </w:tc>
+        <w:tc>
+          <w:tcPr>
+            <w:tcW w:type="pct" w:w="35%"/>
+            <w:tcBorders>
+              <w:top w:val="single" w:color="DDD0C8" w:sz="1"/>
+              <w:left w:val="single" w:color="DDD0C8" w:sz="1"/>
+              <w:bottom w:val="single" w:color="DDD0C8" w:sz="1"/>
+              <w:right w:val="single" w:color="DDD0C8" w:sz="1"/>
+            </w:tcBorders>
+            <w:shd w:fill="FFFFFF" w:val="clear"/>
+          </w:tcPr>
+          <w:p>
+            <w:pPr>
+              <w:spacing w:after="40" w:before="40" w:line="312"/>
+            </w:pPr>
+            <w:r>
+              <w:rPr>
+                <w:rFonts w:ascii="Times New Roman" w:eastAsia="SimSun"/>
+                <w:color w:val="182030"/>
+                <w:sz w:val="22"/>
+                <w:szCs w:val="22"/>
+              </w:rPr>
+              <w:t xml:space="preserve">Compute, storage, networking, and monitoring resources</w:t>
+            </w:r>
+          </w:p>
+        </w:tc>
+        <w:tc>
+          <w:tcPr>
+            <w:tcW w:type="pct" w:w="20%"/>
+            <w:tcBorders>
+              <w:top w:val="single" w:color="DDD0C8" w:sz="1"/>
+              <w:left w:val="single" w:color="DDD0C8" w:sz="1"/>
+              <w:bottom w:val="single" w:color="DDD0C8" w:sz="1"/>
+              <w:right w:val="single" w:color="DDD0C8" w:sz="1"/>
+            </w:tcBorders>
+            <w:shd w:fill="FFFFFF" w:val="clear"/>
+          </w:tcPr>
+          <w:p>
+            <w:pPr>
+              <w:spacing w:after="40" w:before="40" w:line="312"/>
+            </w:pPr>
+            <w:r>
+              <w:rPr>
+                <w:rFonts w:ascii="Times New Roman" w:eastAsia="SimSun"/>
+                <w:color w:val="182030"/>
+                <w:sz w:val="22"/>
+                <w:szCs w:val="22"/>
+              </w:rPr>
+              <w:t xml:space="preserve">Within implementation budget</w:t>
+            </w:r>
+          </w:p>
+        </w:tc>
+        <w:tc>
+          <w:tcPr>
+            <w:tcW w:type="pct" w:w="20%"/>
+            <w:tcBorders>
+              <w:top w:val="single" w:color="DDD0C8" w:sz="1"/>
+              <w:left w:val="single" w:color="DDD0C8" w:sz="1"/>
+              <w:bottom w:val="single" w:color="DDD0C8" w:sz="1"/>
+              <w:right w:val="single" w:color="DDD0C8" w:sz="1"/>
+            </w:tcBorders>
+            <w:shd w:fill="FFFFFF" w:val="clear"/>
+          </w:tcPr>
+          <w:p>
+            <w:pPr>
+              <w:spacing w:after="40" w:before="40" w:line="312"/>
+            </w:pPr>
+            <w:r>
+              <w:rPr>
+                <w:rFonts w:ascii="Times New Roman" w:eastAsia="SimSun"/>
+                <w:color w:val="182030"/>
+                <w:sz w:val="22"/>
+                <w:szCs w:val="22"/>
+              </w:rPr>
+              <w:t xml:space="preserve">Sprint 1+</w:t>
+            </w:r>
+          </w:p>
+        </w:tc>
+      </w:tr>
+      <w:tr>
+        <w:trPr>
+          <w:cantSplit/>
+        </w:trPr>
+        <w:tc>
+          <w:tcPr>
+            <w:tcW w:type="pct" w:w="25%"/>
+            <w:tcBorders>
+              <w:top w:val="single" w:color="DDD0C8" w:sz="1"/>
+              <w:left w:val="single" w:color="DDD0C8" w:sz="1"/>
+              <w:bottom w:val="single" w:color="DDD0C8" w:sz="1"/>
+              <w:right w:val="single" w:color="DDD0C8" w:sz="1"/>
+            </w:tcBorders>
+            <w:shd w:fill="FFFFFF" w:val="clear"/>
+          </w:tcPr>
+          <w:p>
+            <w:pPr>
+              <w:spacing w:after="40" w:before="40" w:line="312"/>
+            </w:pPr>
+            <w:r>
+              <w:rPr>
+                <w:rFonts w:ascii="Times New Roman" w:eastAsia="SimSun"/>
+                <w:color w:val="182030"/>
+                <w:sz w:val="22"/>
+                <w:szCs w:val="22"/>
+              </w:rPr>
+              <w:t xml:space="preserve">Claude Team/Enterprise Licensing</w:t>
+            </w:r>
+          </w:p>
+        </w:tc>
+        <w:tc>
+          <w:tcPr>
+            <w:tcW w:type="pct" w:w="35%"/>
+            <w:tcBorders>
+              <w:top w:val="single" w:color="DDD0C8" w:sz="1"/>
+              <w:left w:val="single" w:color="DDD0C8" w:sz="1"/>
+              <w:bottom w:val="single" w:color="DDD0C8" w:sz="1"/>
+              <w:right w:val="single" w:color="DDD0C8" w:sz="1"/>
+            </w:tcBorders>
+            <w:shd w:fill="FFFFFF" w:val="clear"/>
+          </w:tcPr>
+          <w:p>
+            <w:pPr>
+              <w:spacing w:after="40" w:before="40" w:line="312"/>
+            </w:pPr>
+            <w:r>
+              <w:rPr>
+                <w:rFonts w:ascii="Times New Roman" w:eastAsia="SimSun"/>
+                <w:color w:val="182030"/>
+                <w:sz w:val="22"/>
+                <w:szCs w:val="22"/>
+              </w:rPr>
+              <w:t xml:space="preserve">Production LLM processing platform</w:t>
+            </w:r>
+          </w:p>
+        </w:tc>
+        <w:tc>
+          <w:tcPr>
+            <w:tcW w:type="pct" w:w="20%"/>
+            <w:tcBorders>
+              <w:top w:val="single" w:color="DDD0C8" w:sz="1"/>
+              <w:left w:val="single" w:color="DDD0C8" w:sz="1"/>
+              <w:bottom w:val="single" w:color="DDD0C8" w:sz="1"/>
+              <w:right w:val="single" w:color="DDD0C8" w:sz="1"/>
+            </w:tcBorders>
+            <w:shd w:fill="FFFFFF" w:val="clear"/>
+          </w:tcPr>
+          <w:p>
+            <w:pPr>
+              <w:spacing w:after="40" w:before="40" w:line="312"/>
+            </w:pPr>
+            <w:r>
+              <w:rPr>
+                <w:rFonts w:ascii="Times New Roman" w:eastAsia="SimSun"/>
+                <w:color w:val="182030"/>
+                <w:sz w:val="22"/>
+                <w:szCs w:val="22"/>
+              </w:rPr>
+              <w:t xml:space="preserve">Separate from implementation budget</w:t>
+            </w:r>
+          </w:p>
+        </w:tc>
+        <w:tc>
+          <w:tcPr>
+            <w:tcW w:type="pct" w:w="20%"/>
+            <w:tcBorders>
+              <w:top w:val="single" w:color="DDD0C8" w:sz="1"/>
+              <w:left w:val="single" w:color="DDD0C8" w:sz="1"/>
+              <w:bottom w:val="single" w:color="DDD0C8" w:sz="1"/>
+              <w:right w:val="single" w:color="DDD0C8" w:sz="1"/>
+            </w:tcBorders>
+            <w:shd w:fill="FFFFFF" w:val="clear"/>
+          </w:tcPr>
+          <w:p>
+            <w:pPr>
+              <w:spacing w:after="40" w:before="40" w:line="312"/>
+            </w:pPr>
+            <w:r>
+              <w:rPr>
+                <w:rFonts w:ascii="Times New Roman" w:eastAsia="SimSun"/>
+                <w:color w:val="182030"/>
+                <w:sz w:val="22"/>
+                <w:szCs w:val="22"/>
+              </w:rPr>
+              <w:t xml:space="preserve">Ongoing</w:t>
+            </w:r>
+          </w:p>
+        </w:tc>
+      </w:tr>
+      <w:tr>
+        <w:trPr>
+          <w:cantSplit/>
+        </w:trPr>
+        <w:tc>
+          <w:tcPr>
+            <w:tcW w:type="pct" w:w="25%"/>
+            <w:tcBorders>
+              <w:top w:val="single" w:color="DDD0C8" w:sz="1"/>
+              <w:left w:val="single" w:color="DDD0C8" w:sz="1"/>
+              <w:bottom w:val="single" w:color="DDD0C8" w:sz="1"/>
+              <w:right w:val="single" w:color="DDD0C8" w:sz="1"/>
+            </w:tcBorders>
+            <w:shd w:fill="FFFFFF" w:val="clear"/>
+          </w:tcPr>
+          <w:p>
+            <w:pPr>
+              <w:spacing w:after="40" w:before="40" w:line="312"/>
+            </w:pPr>
+            <w:r>
+              <w:rPr>
+                <w:rFonts w:ascii="Times New Roman" w:eastAsia="SimSun"/>
+                <w:color w:val="182030"/>
+                <w:sz w:val="22"/>
+                <w:szCs w:val="22"/>
+              </w:rPr>
+              <w:t xml:space="preserve">AI Transcription Service</w:t>
+            </w:r>
+          </w:p>
+        </w:tc>
+        <w:tc>
+          <w:tcPr>
+            <w:tcW w:type="pct" w:w="35%"/>
+            <w:tcBorders>
+              <w:top w:val="single" w:color="DDD0C8" w:sz="1"/>
+              <w:left w:val="single" w:color="DDD0C8" w:sz="1"/>
+              <w:bottom w:val="single" w:color="DDD0C8" w:sz="1"/>
+              <w:right w:val="single" w:color="DDD0C8" w:sz="1"/>
+            </w:tcBorders>
+            <w:shd w:fill="FFFFFF" w:val="clear"/>
+          </w:tcPr>
+          <w:p>
+            <w:pPr>
+              <w:spacing w:after="40" w:before="40" w:line="312"/>
+            </w:pPr>
+            <w:r>
+              <w:rPr>
+                <w:rFonts w:ascii="Times New Roman" w:eastAsia="SimSun"/>
+                <w:color w:val="182030"/>
+                <w:sz w:val="22"/>
+                <w:szCs w:val="22"/>
+              </w:rPr>
+              <w:t xml:space="preserve">Voice-to-text processing with regional accent support</w:t>
+            </w:r>
+          </w:p>
+        </w:tc>
+        <w:tc>
+          <w:tcPr>
+            <w:tcW w:type="pct" w:w="20%"/>
+            <w:tcBorders>
+              <w:top w:val="single" w:color="DDD0C8" w:sz="1"/>
+              <w:left w:val="single" w:color="DDD0C8" w:sz="1"/>
+              <w:bottom w:val="single" w:color="DDD0C8" w:sz="1"/>
+              <w:right w:val="single" w:color="DDD0C8" w:sz="1"/>
+            </w:tcBorders>
+            <w:shd w:fill="FFFFFF" w:val="clear"/>
+          </w:tcPr>
+          <w:p>
+            <w:pPr>
+              <w:spacing w:after="40" w:before="40" w:line="312"/>
+            </w:pPr>
+            <w:r>
+              <w:rPr>
+                <w:rFonts w:ascii="Times New Roman" w:eastAsia="SimSun"/>
+                <w:color w:val="182030"/>
+                <w:sz w:val="22"/>
+                <w:szCs w:val="22"/>
+              </w:rPr>
+              <w:t xml:space="preserve">Separate from implementation budget</w:t>
+            </w:r>
+          </w:p>
+        </w:tc>
+        <w:tc>
+          <w:tcPr>
+            <w:tcW w:type="pct" w:w="20%"/>
+            <w:tcBorders>
+              <w:top w:val="single" w:color="DDD0C8" w:sz="1"/>
+              <w:left w:val="single" w:color="DDD0C8" w:sz="1"/>
+              <w:bottom w:val="single" w:color="DDD0C8" w:sz="1"/>
+              <w:right w:val="single" w:color="DDD0C8" w:sz="1"/>
+            </w:tcBorders>
+            <w:shd w:fill="FFFFFF" w:val="clear"/>
+          </w:tcPr>
+          <w:p>
+            <w:pPr>
+              <w:spacing w:after="40" w:before="40" w:line="312"/>
+            </w:pPr>
+            <w:r>
+              <w:rPr>
+                <w:rFonts w:ascii="Times New Roman" w:eastAsia="SimSun"/>
+                <w:color w:val="182030"/>
+                <w:sz w:val="22"/>
+                <w:szCs w:val="22"/>
+              </w:rPr>
+              <w:t xml:space="preserve">Ongoing</w:t>
+            </w:r>
+          </w:p>
+        </w:tc>
+      </w:tr>
+      <w:tr>
+        <w:trPr>
+          <w:cantSplit/>
+        </w:trPr>
+        <w:tc>
+          <w:tcPr>
+            <w:tcW w:type="pct" w:w="25%"/>
+            <w:tcBorders>
+              <w:top w:val="single" w:color="DDD0C8" w:sz="1"/>
+              <w:left w:val="single" w:color="DDD0C8" w:sz="1"/>
+              <w:bottom w:val="single" w:color="DDD0C8" w:sz="1"/>
+              <w:right w:val="single" w:color="DDD0C8" w:sz="1"/>
+            </w:tcBorders>
+            <w:shd w:fill="FFFFFF" w:val="clear"/>
+          </w:tcPr>
+          <w:p>
+            <w:pPr>
+              <w:spacing w:after="40" w:before="40" w:line="312"/>
+            </w:pPr>
+            <w:r>
+              <w:rPr>
+                <w:rFonts w:ascii="Times New Roman" w:eastAsia="SimSun"/>
+                <w:color w:val="182030"/>
+                <w:sz w:val="22"/>
+                <w:szCs w:val="22"/>
+              </w:rPr>
+              <w:t xml:space="preserve">Salesforce Licensing</w:t>
+            </w:r>
+          </w:p>
+        </w:tc>
+        <w:tc>
+          <w:tcPr>
+            <w:tcW w:type="pct" w:w="35%"/>
+            <w:tcBorders>
+              <w:top w:val="single" w:color="DDD0C8" w:sz="1"/>
+              <w:left w:val="single" w:color="DDD0C8" w:sz="1"/>
+              <w:bottom w:val="single" w:color="DDD0C8" w:sz="1"/>
+              <w:right w:val="single" w:color="DDD0C8" w:sz="1"/>
+            </w:tcBorders>
+            <w:shd w:fill="FFFFFF" w:val="clear"/>
+          </w:tcPr>
+          <w:p>
+            <w:pPr>
+              <w:spacing w:after="40" w:before="40" w:line="312"/>
+            </w:pPr>
+            <w:r>
+              <w:rPr>
+                <w:rFonts w:ascii="Times New Roman" w:eastAsia="SimSun"/>
+                <w:color w:val="182030"/>
+                <w:sz w:val="22"/>
+                <w:szCs w:val="22"/>
+              </w:rPr>
+              <w:t xml:space="preserve">Enterprise Edition with sandbox and API access</w:t>
+            </w:r>
+          </w:p>
+        </w:tc>
+        <w:tc>
+          <w:tcPr>
+            <w:tcW w:type="pct" w:w="20%"/>
+            <w:tcBorders>
+              <w:top w:val="single" w:color="DDD0C8" w:sz="1"/>
+              <w:left w:val="single" w:color="DDD0C8" w:sz="1"/>
+              <w:bottom w:val="single" w:color="DDD0C8" w:sz="1"/>
+              <w:right w:val="single" w:color="DDD0C8" w:sz="1"/>
+            </w:tcBorders>
+            <w:shd w:fill="FFFFFF" w:val="clear"/>
+          </w:tcPr>
+          <w:p>
+            <w:pPr>
+              <w:spacing w:after="40" w:before="40" w:line="312"/>
+            </w:pPr>
+            <w:r>
+              <w:rPr>
+                <w:rFonts w:ascii="Times New Roman" w:eastAsia="SimSun"/>
+                <w:color w:val="182030"/>
+                <w:sz w:val="22"/>
+                <w:szCs w:val="22"/>
+              </w:rPr>
+              <w:t xml:space="preserve">Aceli-managed</w:t>
+            </w:r>
+          </w:p>
+        </w:tc>
+        <w:tc>
+          <w:tcPr>
+            <w:tcW w:type="pct" w:w="20%"/>
+            <w:tcBorders>
+              <w:top w:val="single" w:color="DDD0C8" w:sz="1"/>
+              <w:left w:val="single" w:color="DDD0C8" w:sz="1"/>
+              <w:bottom w:val="single" w:color="DDD0C8" w:sz="1"/>
+              <w:right w:val="single" w:color="DDD0C8" w:sz="1"/>
+            </w:tcBorders>
+            <w:shd w:fill="FFFFFF" w:val="clear"/>
+          </w:tcPr>
+          <w:p>
+            <w:pPr>
+              <w:spacing w:after="40" w:before="40" w:line="312"/>
+            </w:pPr>
+            <w:r>
+              <w:rPr>
+                <w:rFonts w:ascii="Times New Roman" w:eastAsia="SimSun"/>
+                <w:color w:val="182030"/>
+                <w:sz w:val="22"/>
+                <w:szCs w:val="22"/>
+              </w:rPr>
+              <w:t xml:space="preserve">Existing</w:t>
+            </w:r>
+          </w:p>
+        </w:tc>
+      </w:tr>
+      <w:tr>
+        <w:trPr>
+          <w:cantSplit/>
+        </w:trPr>
+        <w:tc>
+          <w:tcPr>
+            <w:tcW w:type="pct" w:w="25%"/>
+            <w:tcBorders>
+              <w:top w:val="single" w:color="DDD0C8" w:sz="1"/>
+              <w:left w:val="single" w:color="DDD0C8" w:sz="1"/>
+              <w:bottom w:val="single" w:color="DDD0C8" w:sz="1"/>
+              <w:right w:val="single" w:color="DDD0C8" w:sz="1"/>
+            </w:tcBorders>
+            <w:shd w:fill="FFFFFF" w:val="clear"/>
+          </w:tcPr>
+          <w:p>
+            <w:pPr>
+              <w:spacing w:after="40" w:before="40" w:line="312"/>
+            </w:pPr>
+            <w:r>
+              <w:rPr>
+                <w:rFonts w:ascii="Times New Roman" w:eastAsia="SimSun"/>
+                <w:color w:val="182030"/>
+                <w:sz w:val="22"/>
+                <w:szCs w:val="22"/>
+              </w:rPr>
+              <w:t xml:space="preserve">Discovery and Identification</w:t>
+            </w:r>
+          </w:p>
+        </w:tc>
+        <w:tc>
+          <w:tcPr>
+            <w:tcW w:type="pct" w:w="35%"/>
+            <w:tcBorders>
+              <w:top w:val="single" w:color="DDD0C8" w:sz="1"/>
+              <w:left w:val="single" w:color="DDD0C8" w:sz="1"/>
+              <w:bottom w:val="single" w:color="DDD0C8" w:sz="1"/>
+              <w:right w:val="single" w:color="DDD0C8" w:sz="1"/>
+            </w:tcBorders>
+            <w:shd w:fill="FFFFFF" w:val="clear"/>
+          </w:tcPr>
+          <w:p>
+            <w:pPr>
+              <w:spacing w:after="40" w:before="40" w:line="312"/>
+            </w:pPr>
+            <w:r>
+              <w:rPr>
+                <w:rFonts w:ascii="Times New Roman" w:eastAsia="SimSun"/>
+                <w:color w:val="182030"/>
+                <w:sz w:val="22"/>
+                <w:szCs w:val="22"/>
+              </w:rPr>
+              <w:t xml:space="preserve">Complete licensing requirement identification</w:t>
+            </w:r>
+          </w:p>
+        </w:tc>
+        <w:tc>
+          <w:tcPr>
+            <w:tcW w:type="pct" w:w="20%"/>
+            <w:tcBorders>
+              <w:top w:val="single" w:color="DDD0C8" w:sz="1"/>
+              <w:left w:val="single" w:color="DDD0C8" w:sz="1"/>
+              <w:bottom w:val="single" w:color="DDD0C8" w:sz="1"/>
+              <w:right w:val="single" w:color="DDD0C8" w:sz="1"/>
+            </w:tcBorders>
+            <w:shd w:fill="FFFFFF" w:val="clear"/>
+          </w:tcPr>
+          <w:p>
+            <w:pPr>
+              <w:spacing w:after="40" w:before="40" w:line="312"/>
+            </w:pPr>
+            <w:r>
+              <w:rPr>
+                <w:rFonts w:ascii="Times New Roman" w:eastAsia="SimSun"/>
+                <w:color w:val="182030"/>
+                <w:sz w:val="22"/>
+                <w:szCs w:val="22"/>
+              </w:rPr>
+              <w:t xml:space="preserve">Within implementation budget</w:t>
+            </w:r>
+          </w:p>
+        </w:tc>
+        <w:tc>
+          <w:tcPr>
+            <w:tcW w:type="pct" w:w="20%"/>
+            <w:tcBorders>
+              <w:top w:val="single" w:color="DDD0C8" w:sz="1"/>
+              <w:left w:val="single" w:color="DDD0C8" w:sz="1"/>
+              <w:bottom w:val="single" w:color="DDD0C8" w:sz="1"/>
+              <w:right w:val="single" w:color="DDD0C8" w:sz="1"/>
+            </w:tcBorders>
+            <w:shd w:fill="FFFFFF" w:val="clear"/>
+          </w:tcPr>
+          <w:p>
+            <w:pPr>
+              <w:spacing w:after="40" w:before="40" w:line="312"/>
+            </w:pPr>
+            <w:r>
+              <w:rPr>
+                <w:rFonts w:ascii="Times New Roman" w:eastAsia="SimSun"/>
+                <w:color w:val="182030"/>
+                <w:sz w:val="22"/>
+                <w:szCs w:val="22"/>
+              </w:rPr>
+              <w:t xml:space="preserve">Sprint 1</w:t>
             </w:r>
           </w:p>
         </w:tc>
